--- a/deliverables/V4-V11_SYNC/PACKAGES/NEW_V04_Synchronized_Production_Package/02_RUN_OF_SHOW/Run_of_Show.docx
+++ b/deliverables/V4-V11_SYNC/PACKAGES/NEW_V04_Synchronized_Production_Package/02_RUN_OF_SHOW/Run_of_Show.docx
@@ -106,7 +106,7 @@
         <w:rPr>
           <w:sz w:val="21"/>
         </w:rPr>
-        <w:t>1,034</w:t>
+        <w:t>1,036</w:t>
       </w:r>
     </w:p>
     <w:p>
@@ -125,7 +125,7 @@
         <w:rPr>
           <w:sz w:val="21"/>
         </w:rPr>
-        <w:t>7:07 to 7:57, arithmetic at 130 to 145 words per minute. Not a runtime.</w:t>
+        <w:t>7:08 to 7:58, arithmetic at 130 to 145 words per minute. Not a runtime.</w:t>
       </w:r>
     </w:p>
     <w:p>
@@ -144,7 +144,7 @@
         <w:rPr>
           <w:sz w:val="21"/>
         </w:rPr>
-        <w:t>Wednesday, September 16, 2026 | 1:46 PM CT</w:t>
+        <w:t>Wednesday, September 16, 2026 | 3:16 PM CT</w:t>
       </w:r>
     </w:p>
     <w:p>
@@ -364,7 +364,7 @@
                 <w:i w:val="0"/>
                 <w:sz w:val="17"/>
               </w:rPr>
-              <w:t>97</w:t>
+              <w:t>99</w:t>
             </w:r>
           </w:p>
         </w:tc>
@@ -1787,6 +1787,103 @@
                 <w:i w:val="0"/>
                 <w:sz w:val="15"/>
               </w:rPr>
+              <w:t>NEW_V4_FS_03_WHAT_THE_WORK_TAUGHT</w:t>
+            </w:r>
+          </w:p>
+        </w:tc>
+        <w:tc>
+          <w:tcPr>
+            <w:tcW w:type="dxa" w:w="3024"/>
+          </w:tcPr>
+          <w:p>
+            <w:pPr>
+              <w:spacing w:before="60" w:after="60" w:line="264" w:lineRule="auto"/>
+            </w:pPr>
+            <w:r/>
+            <w:r>
+              <w:rPr>
+                <w:b w:val="0"/>
+                <w:i w:val="0"/>
+                <w:sz w:val="15"/>
+              </w:rPr>
+              <w:t>1 THREE THINGS TO WATCH</w:t>
+            </w:r>
+          </w:p>
+        </w:tc>
+        <w:tc>
+          <w:tcPr>
+            <w:tcW w:type="dxa" w:w="720"/>
+          </w:tcPr>
+          <w:p>
+            <w:pPr>
+              <w:spacing w:before="60" w:after="60" w:line="264" w:lineRule="auto"/>
+            </w:pPr>
+            <w:r/>
+            <w:r>
+              <w:rPr>
+                <w:b w:val="0"/>
+                <w:i w:val="0"/>
+                <w:sz w:val="15"/>
+              </w:rPr>
+              <w:t>2</w:t>
+            </w:r>
+          </w:p>
+        </w:tc>
+        <w:tc>
+          <w:tcPr>
+            <w:tcW w:type="dxa" w:w="864"/>
+          </w:tcPr>
+          <w:p>
+            <w:pPr>
+              <w:spacing w:before="60" w:after="60" w:line="264" w:lineRule="auto"/>
+            </w:pPr>
+            <w:r/>
+            <w:r>
+              <w:rPr>
+                <w:b w:val="0"/>
+                <w:i w:val="0"/>
+                <w:sz w:val="15"/>
+              </w:rPr>
+              <w:t>1</w:t>
+            </w:r>
+          </w:p>
+        </w:tc>
+        <w:tc>
+          <w:tcPr>
+            <w:tcW w:type="dxa" w:w="1728"/>
+          </w:tcPr>
+          <w:p>
+            <w:pPr>
+              <w:spacing w:before="60" w:after="60" w:line="264" w:lineRule="auto"/>
+            </w:pPr>
+            <w:r/>
+            <w:r>
+              <w:rPr>
+                <w:b w:val="0"/>
+                <w:i w:val="0"/>
+                <w:sz w:val="15"/>
+              </w:rPr>
+              <w:t>RE-CUED</w:t>
+            </w:r>
+          </w:p>
+        </w:tc>
+      </w:tr>
+      <w:tr>
+        <w:tc>
+          <w:tcPr>
+            <w:tcW w:type="dxa" w:w="3312"/>
+          </w:tcPr>
+          <w:p>
+            <w:pPr>
+              <w:spacing w:before="60" w:after="60" w:line="264" w:lineRule="auto"/>
+            </w:pPr>
+            <w:r/>
+            <w:r>
+              <w:rPr>
+                <w:b w:val="0"/>
+                <w:i w:val="0"/>
+                <w:sz w:val="15"/>
+              </w:rPr>
               <w:t>NEW_V4_FS_01_WHO_GETS_THE_EXPERIENCE</w:t>
             </w:r>
           </w:p>
@@ -2020,103 +2117,6 @@
                 <w:sz w:val="15"/>
               </w:rPr>
               <w:t>2</w:t>
-            </w:r>
-          </w:p>
-        </w:tc>
-        <w:tc>
-          <w:tcPr>
-            <w:tcW w:type="dxa" w:w="864"/>
-          </w:tcPr>
-          <w:p>
-            <w:pPr>
-              <w:spacing w:before="60" w:after="60" w:line="264" w:lineRule="auto"/>
-            </w:pPr>
-            <w:r/>
-            <w:r>
-              <w:rPr>
-                <w:b w:val="0"/>
-                <w:i w:val="0"/>
-                <w:sz w:val="15"/>
-              </w:rPr>
-              <w:t>1</w:t>
-            </w:r>
-          </w:p>
-        </w:tc>
-        <w:tc>
-          <w:tcPr>
-            <w:tcW w:type="dxa" w:w="1728"/>
-          </w:tcPr>
-          <w:p>
-            <w:pPr>
-              <w:spacing w:before="60" w:after="60" w:line="264" w:lineRule="auto"/>
-            </w:pPr>
-            <w:r/>
-            <w:r>
-              <w:rPr>
-                <w:b w:val="0"/>
-                <w:i w:val="0"/>
-                <w:sz w:val="15"/>
-              </w:rPr>
-              <w:t>RE-ANCHORED</w:t>
-            </w:r>
-          </w:p>
-        </w:tc>
-      </w:tr>
-      <w:tr>
-        <w:tc>
-          <w:tcPr>
-            <w:tcW w:type="dxa" w:w="3312"/>
-          </w:tcPr>
-          <w:p>
-            <w:pPr>
-              <w:spacing w:before="60" w:after="60" w:line="264" w:lineRule="auto"/>
-            </w:pPr>
-            <w:r/>
-            <w:r>
-              <w:rPr>
-                <w:b w:val="0"/>
-                <w:i w:val="0"/>
-                <w:sz w:val="15"/>
-              </w:rPr>
-              <w:t>NEW_V4_FS_03_WHAT_THE_WORK_TAUGHT</w:t>
-            </w:r>
-          </w:p>
-        </w:tc>
-        <w:tc>
-          <w:tcPr>
-            <w:tcW w:type="dxa" w:w="3024"/>
-          </w:tcPr>
-          <w:p>
-            <w:pPr>
-              <w:spacing w:before="60" w:after="60" w:line="264" w:lineRule="auto"/>
-            </w:pPr>
-            <w:r/>
-            <w:r>
-              <w:rPr>
-                <w:b w:val="0"/>
-                <w:i w:val="0"/>
-                <w:sz w:val="15"/>
-              </w:rPr>
-              <w:t>6 THREE THINGS TO WATCH</w:t>
-            </w:r>
-          </w:p>
-        </w:tc>
-        <w:tc>
-          <w:tcPr>
-            <w:tcW w:type="dxa" w:w="720"/>
-          </w:tcPr>
-          <w:p>
-            <w:pPr>
-              <w:spacing w:before="60" w:after="60" w:line="264" w:lineRule="auto"/>
-            </w:pPr>
-            <w:r/>
-            <w:r>
-              <w:rPr>
-                <w:b w:val="0"/>
-                <w:i w:val="0"/>
-                <w:sz w:val="15"/>
-              </w:rPr>
-              <w:t>1</w:t>
             </w:r>
           </w:p>
         </w:tc>

--- a/deliverables/V4-V11_SYNC/PACKAGES/NEW_V04_Synchronized_Production_Package/02_RUN_OF_SHOW/Run_of_Show.docx
+++ b/deliverables/V4-V11_SYNC/PACKAGES/NEW_V04_Synchronized_Production_Package/02_RUN_OF_SHOW/Run_of_Show.docx
@@ -144,7 +144,7 @@
         <w:rPr>
           <w:sz w:val="21"/>
         </w:rPr>
-        <w:t>Wednesday, September 16, 2026 | 3:16 PM CT</w:t>
+        <w:t>Wednesday, September 16, 2026 | 3:21 PM CT</w:t>
       </w:r>
     </w:p>
     <w:p>

--- a/deliverables/V4-V11_SYNC/PACKAGES/NEW_V04_Synchronized_Production_Package/02_RUN_OF_SHOW/Run_of_Show.docx
+++ b/deliverables/V4-V11_SYNC/PACKAGES/NEW_V04_Synchronized_Production_Package/02_RUN_OF_SHOW/Run_of_Show.docx
@@ -144,7 +144,7 @@
         <w:rPr>
           <w:sz w:val="21"/>
         </w:rPr>
-        <w:t>Wednesday, September 16, 2026 | 3:21 PM CT</w:t>
+        <w:t>Thursday, September 17, 2026 | 8:55 AM CT</w:t>
       </w:r>
     </w:p>
     <w:p>
@@ -1636,7 +1636,7 @@
           <w:color w:val="112345"/>
           <w:sz w:val="26"/>
         </w:rPr>
-        <w:t>FULL-SCREEN CUES, ONE LOCATION EACH</w:t>
+        <w:t>FULL-SCREEN CUES, ONE LOCATION EACH. ACTIVE ONLY.</w:t>
       </w:r>
     </w:p>
     <w:tbl>
@@ -1806,7 +1806,7 @@
                 <w:i w:val="0"/>
                 <w:sz w:val="15"/>
               </w:rPr>
-              <w:t>1 THREE THINGS TO WATCH</w:t>
+              <w:t>1 HOOK</w:t>
             </w:r>
           </w:p>
         </w:tc>
@@ -2952,7 +2952,7 @@
           <w:color w:val="5A6B82"/>
           <w:sz w:val="19"/>
         </w:rPr>
-        <w:t>Every cue resolves to one section and one paragraph. RE-ANCHORED means the card is unchanged and only its placement moved to the reconciled script.</w:t>
+        <w:t>Every cue resolves to one section and one paragraph, and every label and trigger above is read from the reconciled script at that location. RE-ANCHORED means the card is unchanged and only its placement moved. RE-CUED means the card was cued in the wrong place and was moved to the section its own copy belongs to.</w:t>
       </w:r>
     </w:p>
     <w:p>

--- a/deliverables/V4-V11_SYNC/PACKAGES/NEW_V04_Synchronized_Production_Package/02_RUN_OF_SHOW/Run_of_Show.docx
+++ b/deliverables/V4-V11_SYNC/PACKAGES/NEW_V04_Synchronized_Production_Package/02_RUN_OF_SHOW/Run_of_Show.docx
@@ -144,7 +144,7 @@
         <w:rPr>
           <w:sz w:val="21"/>
         </w:rPr>
-        <w:t>Thursday, September 17, 2026 | 8:55 AM CT</w:t>
+        <w:t>Thursday, September 17, 2026 | 12:57 PM CT</w:t>
       </w:r>
     </w:p>
     <w:p>

--- a/deliverables/V4-V11_SYNC/PACKAGES/NEW_V04_Synchronized_Production_Package/02_RUN_OF_SHOW/Run_of_Show.docx
+++ b/deliverables/V4-V11_SYNC/PACKAGES/NEW_V04_Synchronized_Production_Package/02_RUN_OF_SHOW/Run_of_Show.docx
@@ -144,7 +144,7 @@
         <w:rPr>
           <w:sz w:val="21"/>
         </w:rPr>
-        <w:t>Thursday, September 17, 2026 | 12:57 PM CT</w:t>
+        <w:t>Saturday, September 19, 2026 | 6:36 AM CT</w:t>
       </w:r>
     </w:p>
     <w:p>
@@ -1636,7 +1636,7 @@
           <w:color w:val="112345"/>
           <w:sz w:val="26"/>
         </w:rPr>
-        <w:t>FULL-SCREEN CUES, ONE LOCATION EACH. ACTIVE ONLY.</w:t>
+        <w:t>THE EVENT LIST. EVERY SHOT, IN SPOKEN ORDER.</w:t>
       </w:r>
     </w:p>
     <w:tbl>
@@ -1655,11 +1655,12 @@
         <w:tblLook w:firstColumn="1" w:firstRow="1" w:lastColumn="0" w:lastRow="0" w:noHBand="0" w:noVBand="1" w:val="04A0"/>
       </w:tblPr>
       <w:tblGrid>
-        <w:gridCol w:w="1930"/>
-        <w:gridCol w:w="1930"/>
-        <w:gridCol w:w="1930"/>
-        <w:gridCol w:w="1930"/>
-        <w:gridCol w:w="1930"/>
+        <w:gridCol w:w="1608"/>
+        <w:gridCol w:w="1608"/>
+        <w:gridCol w:w="1608"/>
+        <w:gridCol w:w="1608"/>
+        <w:gridCol w:w="1608"/>
+        <w:gridCol w:w="1608"/>
       </w:tblGrid>
       <w:tr>
         <w:trPr>
@@ -1667,7 +1668,91 @@
         </w:trPr>
         <w:tc>
           <w:tcPr>
-            <w:tcW w:type="dxa" w:w="3312"/>
+            <w:tcW w:type="dxa" w:w="1152"/>
+            <w:shd w:val="clear" w:color="auto" w:fill="F3EFE6"/>
+          </w:tcPr>
+          <w:p>
+            <w:pPr>
+              <w:spacing w:before="60" w:after="60" w:line="264" w:lineRule="auto"/>
+            </w:pPr>
+            <w:r/>
+            <w:r>
+              <w:rPr>
+                <w:b/>
+                <w:i w:val="0"/>
+                <w:color w:val="112345"/>
+                <w:sz w:val="17"/>
+              </w:rPr>
+              <w:t>EVENT</w:t>
+            </w:r>
+          </w:p>
+        </w:tc>
+        <w:tc>
+          <w:tcPr>
+            <w:tcW w:type="dxa" w:w="1296"/>
+            <w:shd w:val="clear" w:color="auto" w:fill="F3EFE6"/>
+          </w:tcPr>
+          <w:p>
+            <w:pPr>
+              <w:spacing w:before="60" w:after="60" w:line="264" w:lineRule="auto"/>
+            </w:pPr>
+            <w:r/>
+            <w:r>
+              <w:rPr>
+                <w:b/>
+                <w:i w:val="0"/>
+                <w:color w:val="112345"/>
+                <w:sz w:val="17"/>
+              </w:rPr>
+              <w:t>MODE</w:t>
+            </w:r>
+          </w:p>
+        </w:tc>
+        <w:tc>
+          <w:tcPr>
+            <w:tcW w:type="dxa" w:w="2448"/>
+            <w:shd w:val="clear" w:color="auto" w:fill="F3EFE6"/>
+          </w:tcPr>
+          <w:p>
+            <w:pPr>
+              <w:spacing w:before="60" w:after="60" w:line="264" w:lineRule="auto"/>
+            </w:pPr>
+            <w:r/>
+            <w:r>
+              <w:rPr>
+                <w:b/>
+                <w:i w:val="0"/>
+                <w:color w:val="112345"/>
+                <w:sz w:val="17"/>
+              </w:rPr>
+              <w:t>SECTION</w:t>
+            </w:r>
+          </w:p>
+        </w:tc>
+        <w:tc>
+          <w:tcPr>
+            <w:tcW w:type="dxa" w:w="1152"/>
+            <w:shd w:val="clear" w:color="auto" w:fill="F3EFE6"/>
+          </w:tcPr>
+          <w:p>
+            <w:pPr>
+              <w:spacing w:before="60" w:after="60" w:line="264" w:lineRule="auto"/>
+            </w:pPr>
+            <w:r/>
+            <w:r>
+              <w:rPr>
+                <w:b/>
+                <w:i w:val="0"/>
+                <w:color w:val="112345"/>
+                <w:sz w:val="17"/>
+              </w:rPr>
+              <w:t>PARAGRAPHS</w:t>
+            </w:r>
+          </w:p>
+        </w:tc>
+        <w:tc>
+          <w:tcPr>
+            <w:tcW w:type="dxa" w:w="2880"/>
             <w:shd w:val="clear" w:color="auto" w:fill="F3EFE6"/>
           </w:tcPr>
           <w:p>
@@ -1688,49 +1773,7 @@
         </w:tc>
         <w:tc>
           <w:tcPr>
-            <w:tcW w:type="dxa" w:w="3024"/>
-            <w:shd w:val="clear" w:color="auto" w:fill="F3EFE6"/>
-          </w:tcPr>
-          <w:p>
-            <w:pPr>
-              <w:spacing w:before="60" w:after="60" w:line="264" w:lineRule="auto"/>
-            </w:pPr>
-            <w:r/>
-            <w:r>
-              <w:rPr>
-                <w:b/>
-                <w:i w:val="0"/>
-                <w:color w:val="112345"/>
-                <w:sz w:val="17"/>
-              </w:rPr>
-              <w:t>SECTION</w:t>
-            </w:r>
-          </w:p>
-        </w:tc>
-        <w:tc>
-          <w:tcPr>
             <w:tcW w:type="dxa" w:w="720"/>
-            <w:shd w:val="clear" w:color="auto" w:fill="F3EFE6"/>
-          </w:tcPr>
-          <w:p>
-            <w:pPr>
-              <w:spacing w:before="60" w:after="60" w:line="264" w:lineRule="auto"/>
-            </w:pPr>
-            <w:r/>
-            <w:r>
-              <w:rPr>
-                <w:b/>
-                <w:i w:val="0"/>
-                <w:color w:val="112345"/>
-                <w:sz w:val="17"/>
-              </w:rPr>
-              <w:t>PARA</w:t>
-            </w:r>
-          </w:p>
-        </w:tc>
-        <w:tc>
-          <w:tcPr>
-            <w:tcW w:type="dxa" w:w="864"/>
             <w:shd w:val="clear" w:color="auto" w:fill="F3EFE6"/>
           </w:tcPr>
           <w:p>
@@ -1749,9 +1792,1579 @@
             </w:r>
           </w:p>
         </w:tc>
+      </w:tr>
+      <w:tr>
         <w:tc>
           <w:tcPr>
-            <w:tcW w:type="dxa" w:w="1728"/>
+            <w:tcW w:type="dxa" w:w="1152"/>
+          </w:tcPr>
+          <w:p>
+            <w:pPr>
+              <w:spacing w:before="60" w:after="60" w:line="264" w:lineRule="auto"/>
+            </w:pPr>
+            <w:r/>
+            <w:r>
+              <w:rPr>
+                <w:b w:val="0"/>
+                <w:i w:val="0"/>
+                <w:sz w:val="14"/>
+              </w:rPr>
+              <w:t>V4-O01</w:t>
+            </w:r>
+          </w:p>
+        </w:tc>
+        <w:tc>
+          <w:tcPr>
+            <w:tcW w:type="dxa" w:w="1296"/>
+          </w:tcPr>
+          <w:p>
+            <w:pPr>
+              <w:spacing w:before="60" w:after="60" w:line="264" w:lineRule="auto"/>
+            </w:pPr>
+            <w:r/>
+            <w:r>
+              <w:rPr>
+                <w:b w:val="0"/>
+                <w:i w:val="0"/>
+                <w:sz w:val="14"/>
+              </w:rPr>
+              <w:t>CAMERA</w:t>
+            </w:r>
+          </w:p>
+        </w:tc>
+        <w:tc>
+          <w:tcPr>
+            <w:tcW w:type="dxa" w:w="2448"/>
+          </w:tcPr>
+          <w:p>
+            <w:pPr>
+              <w:spacing w:before="60" w:after="60" w:line="264" w:lineRule="auto"/>
+            </w:pPr>
+            <w:r/>
+            <w:r>
+              <w:rPr>
+                <w:b w:val="0"/>
+                <w:i w:val="0"/>
+                <w:sz w:val="14"/>
+              </w:rPr>
+              <w:t>1 HOOK</w:t>
+            </w:r>
+          </w:p>
+        </w:tc>
+        <w:tc>
+          <w:tcPr>
+            <w:tcW w:type="dxa" w:w="1152"/>
+          </w:tcPr>
+          <w:p>
+            <w:pPr>
+              <w:spacing w:before="60" w:after="60" w:line="264" w:lineRule="auto"/>
+            </w:pPr>
+            <w:r/>
+            <w:r>
+              <w:rPr>
+                <w:b w:val="0"/>
+                <w:i w:val="0"/>
+                <w:sz w:val="14"/>
+              </w:rPr>
+              <w:t>1</w:t>
+            </w:r>
+          </w:p>
+        </w:tc>
+        <w:tc>
+          <w:tcPr>
+            <w:tcW w:type="dxa" w:w="2880"/>
+          </w:tcPr>
+          <w:p>
+            <w:pPr>
+              <w:spacing w:before="60" w:after="60" w:line="264" w:lineRule="auto"/>
+            </w:pPr>
+            <w:r/>
+            <w:r>
+              <w:rPr>
+                <w:b w:val="0"/>
+                <w:i w:val="0"/>
+                <w:sz w:val="14"/>
+              </w:rPr>
+              <w:t>camera</w:t>
+            </w:r>
+          </w:p>
+        </w:tc>
+        <w:tc>
+          <w:tcPr>
+            <w:tcW w:type="dxa" w:w="720"/>
+          </w:tcPr>
+          <w:p>
+            <w:pPr>
+              <w:spacing w:before="60" w:after="60" w:line="264" w:lineRule="auto"/>
+            </w:pPr>
+            <w:r/>
+            <w:r>
+              <w:rPr>
+                <w:b w:val="0"/>
+                <w:i w:val="0"/>
+                <w:sz w:val="14"/>
+              </w:rPr>
+              <w:t>0</w:t>
+            </w:r>
+          </w:p>
+        </w:tc>
+      </w:tr>
+      <w:tr>
+        <w:tc>
+          <w:tcPr>
+            <w:tcW w:type="dxa" w:w="1152"/>
+          </w:tcPr>
+          <w:p>
+            <w:pPr>
+              <w:spacing w:before="60" w:after="60" w:line="264" w:lineRule="auto"/>
+            </w:pPr>
+            <w:r/>
+            <w:r>
+              <w:rPr>
+                <w:b w:val="0"/>
+                <w:i w:val="0"/>
+                <w:sz w:val="14"/>
+              </w:rPr>
+              <w:t>V4-O02</w:t>
+            </w:r>
+          </w:p>
+        </w:tc>
+        <w:tc>
+          <w:tcPr>
+            <w:tcW w:type="dxa" w:w="1296"/>
+          </w:tcPr>
+          <w:p>
+            <w:pPr>
+              <w:spacing w:before="60" w:after="60" w:line="264" w:lineRule="auto"/>
+            </w:pPr>
+            <w:r/>
+            <w:r>
+              <w:rPr>
+                <w:b w:val="0"/>
+                <w:i w:val="0"/>
+                <w:sz w:val="14"/>
+              </w:rPr>
+              <w:t>FULL SCREEN</w:t>
+            </w:r>
+          </w:p>
+        </w:tc>
+        <w:tc>
+          <w:tcPr>
+            <w:tcW w:type="dxa" w:w="2448"/>
+          </w:tcPr>
+          <w:p>
+            <w:pPr>
+              <w:spacing w:before="60" w:after="60" w:line="264" w:lineRule="auto"/>
+            </w:pPr>
+            <w:r/>
+            <w:r>
+              <w:rPr>
+                <w:b w:val="0"/>
+                <w:i w:val="0"/>
+                <w:sz w:val="14"/>
+              </w:rPr>
+              <w:t>1 HOOK</w:t>
+            </w:r>
+          </w:p>
+        </w:tc>
+        <w:tc>
+          <w:tcPr>
+            <w:tcW w:type="dxa" w:w="1152"/>
+          </w:tcPr>
+          <w:p>
+            <w:pPr>
+              <w:spacing w:before="60" w:after="60" w:line="264" w:lineRule="auto"/>
+            </w:pPr>
+            <w:r/>
+            <w:r>
+              <w:rPr>
+                <w:b w:val="0"/>
+                <w:i w:val="0"/>
+                <w:sz w:val="14"/>
+              </w:rPr>
+              <w:t>1 to 2</w:t>
+            </w:r>
+          </w:p>
+        </w:tc>
+        <w:tc>
+          <w:tcPr>
+            <w:tcW w:type="dxa" w:w="2880"/>
+          </w:tcPr>
+          <w:p>
+            <w:pPr>
+              <w:spacing w:before="60" w:after="60" w:line="264" w:lineRule="auto"/>
+            </w:pPr>
+            <w:r/>
+            <w:r>
+              <w:rPr>
+                <w:b w:val="0"/>
+                <w:i w:val="0"/>
+                <w:sz w:val="14"/>
+              </w:rPr>
+              <w:t>NEW_V4_FS_03_WHAT_THE_WORK_TAUGHT</w:t>
+            </w:r>
+          </w:p>
+        </w:tc>
+        <w:tc>
+          <w:tcPr>
+            <w:tcW w:type="dxa" w:w="720"/>
+          </w:tcPr>
+          <w:p>
+            <w:pPr>
+              <w:spacing w:before="60" w:after="60" w:line="264" w:lineRule="auto"/>
+            </w:pPr>
+            <w:r/>
+            <w:r>
+              <w:rPr>
+                <w:b w:val="0"/>
+                <w:i w:val="0"/>
+                <w:sz w:val="14"/>
+              </w:rPr>
+              <w:t>1</w:t>
+            </w:r>
+          </w:p>
+        </w:tc>
+      </w:tr>
+      <w:tr>
+        <w:tc>
+          <w:tcPr>
+            <w:tcW w:type="dxa" w:w="1152"/>
+          </w:tcPr>
+          <w:p>
+            <w:pPr>
+              <w:spacing w:before="60" w:after="60" w:line="264" w:lineRule="auto"/>
+            </w:pPr>
+            <w:r/>
+            <w:r>
+              <w:rPr>
+                <w:b w:val="0"/>
+                <w:i w:val="0"/>
+                <w:sz w:val="14"/>
+              </w:rPr>
+              <w:t>V4-O03</w:t>
+            </w:r>
+          </w:p>
+        </w:tc>
+        <w:tc>
+          <w:tcPr>
+            <w:tcW w:type="dxa" w:w="1296"/>
+          </w:tcPr>
+          <w:p>
+            <w:pPr>
+              <w:spacing w:before="60" w:after="60" w:line="264" w:lineRule="auto"/>
+            </w:pPr>
+            <w:r/>
+            <w:r>
+              <w:rPr>
+                <w:b w:val="0"/>
+                <w:i w:val="0"/>
+                <w:sz w:val="14"/>
+              </w:rPr>
+              <w:t>FULL SCREEN</w:t>
+            </w:r>
+          </w:p>
+        </w:tc>
+        <w:tc>
+          <w:tcPr>
+            <w:tcW w:type="dxa" w:w="2448"/>
+          </w:tcPr>
+          <w:p>
+            <w:pPr>
+              <w:spacing w:before="60" w:after="60" w:line="264" w:lineRule="auto"/>
+            </w:pPr>
+            <w:r/>
+            <w:r>
+              <w:rPr>
+                <w:b w:val="0"/>
+                <w:i w:val="0"/>
+                <w:sz w:val="14"/>
+              </w:rPr>
+              <w:t>1 HOOK</w:t>
+            </w:r>
+          </w:p>
+        </w:tc>
+        <w:tc>
+          <w:tcPr>
+            <w:tcW w:type="dxa" w:w="1152"/>
+          </w:tcPr>
+          <w:p>
+            <w:pPr>
+              <w:spacing w:before="60" w:after="60" w:line="264" w:lineRule="auto"/>
+            </w:pPr>
+            <w:r/>
+            <w:r>
+              <w:rPr>
+                <w:b w:val="0"/>
+                <w:i w:val="0"/>
+                <w:sz w:val="14"/>
+              </w:rPr>
+              <w:t>3</w:t>
+            </w:r>
+          </w:p>
+        </w:tc>
+        <w:tc>
+          <w:tcPr>
+            <w:tcW w:type="dxa" w:w="2880"/>
+          </w:tcPr>
+          <w:p>
+            <w:pPr>
+              <w:spacing w:before="60" w:after="60" w:line="264" w:lineRule="auto"/>
+            </w:pPr>
+            <w:r/>
+            <w:r>
+              <w:rPr>
+                <w:b w:val="0"/>
+                <w:i w:val="0"/>
+                <w:sz w:val="14"/>
+              </w:rPr>
+              <w:t>NEW_V4_FS_01_WHO_GETS_THE_EXPERIENCE</w:t>
+            </w:r>
+          </w:p>
+        </w:tc>
+        <w:tc>
+          <w:tcPr>
+            <w:tcW w:type="dxa" w:w="720"/>
+          </w:tcPr>
+          <w:p>
+            <w:pPr>
+              <w:spacing w:before="60" w:after="60" w:line="264" w:lineRule="auto"/>
+            </w:pPr>
+            <w:r/>
+            <w:r>
+              <w:rPr>
+                <w:b w:val="0"/>
+                <w:i w:val="0"/>
+                <w:sz w:val="14"/>
+              </w:rPr>
+              <w:t>1</w:t>
+            </w:r>
+          </w:p>
+        </w:tc>
+      </w:tr>
+      <w:tr>
+        <w:tc>
+          <w:tcPr>
+            <w:tcW w:type="dxa" w:w="1152"/>
+          </w:tcPr>
+          <w:p>
+            <w:pPr>
+              <w:spacing w:before="60" w:after="60" w:line="264" w:lineRule="auto"/>
+            </w:pPr>
+            <w:r/>
+            <w:r>
+              <w:rPr>
+                <w:b w:val="0"/>
+                <w:i w:val="0"/>
+                <w:sz w:val="14"/>
+              </w:rPr>
+              <w:t>V4-C05</w:t>
+            </w:r>
+          </w:p>
+        </w:tc>
+        <w:tc>
+          <w:tcPr>
+            <w:tcW w:type="dxa" w:w="1296"/>
+          </w:tcPr>
+          <w:p>
+            <w:pPr>
+              <w:spacing w:before="60" w:after="60" w:line="264" w:lineRule="auto"/>
+            </w:pPr>
+            <w:r/>
+            <w:r>
+              <w:rPr>
+                <w:b w:val="0"/>
+                <w:i w:val="0"/>
+                <w:sz w:val="14"/>
+              </w:rPr>
+              <w:t>FULL SCREEN</w:t>
+            </w:r>
+          </w:p>
+        </w:tc>
+        <w:tc>
+          <w:tcPr>
+            <w:tcW w:type="dxa" w:w="2448"/>
+          </w:tcPr>
+          <w:p>
+            <w:pPr>
+              <w:spacing w:before="60" w:after="60" w:line="264" w:lineRule="auto"/>
+            </w:pPr>
+            <w:r/>
+            <w:r>
+              <w:rPr>
+                <w:b w:val="0"/>
+                <w:i w:val="0"/>
+                <w:sz w:val="14"/>
+              </w:rPr>
+              <w:t>4 THE PROBLEM</w:t>
+            </w:r>
+          </w:p>
+        </w:tc>
+        <w:tc>
+          <w:tcPr>
+            <w:tcW w:type="dxa" w:w="1152"/>
+          </w:tcPr>
+          <w:p>
+            <w:pPr>
+              <w:spacing w:before="60" w:after="60" w:line="264" w:lineRule="auto"/>
+            </w:pPr>
+            <w:r/>
+            <w:r>
+              <w:rPr>
+                <w:b w:val="0"/>
+                <w:i w:val="0"/>
+                <w:sz w:val="14"/>
+              </w:rPr>
+              <w:t>1</w:t>
+            </w:r>
+          </w:p>
+        </w:tc>
+        <w:tc>
+          <w:tcPr>
+            <w:tcW w:type="dxa" w:w="2880"/>
+          </w:tcPr>
+          <w:p>
+            <w:pPr>
+              <w:spacing w:before="60" w:after="60" w:line="264" w:lineRule="auto"/>
+            </w:pPr>
+            <w:r/>
+            <w:r>
+              <w:rPr>
+                <w:b w:val="0"/>
+                <w:i w:val="0"/>
+                <w:sz w:val="14"/>
+              </w:rPr>
+              <w:t>NEW_V4_FS_02_INEFFICIENT_AND_DEVELOPMENTAL</w:t>
+            </w:r>
+          </w:p>
+        </w:tc>
+        <w:tc>
+          <w:tcPr>
+            <w:tcW w:type="dxa" w:w="720"/>
+          </w:tcPr>
+          <w:p>
+            <w:pPr>
+              <w:spacing w:before="60" w:after="60" w:line="264" w:lineRule="auto"/>
+            </w:pPr>
+            <w:r/>
+            <w:r>
+              <w:rPr>
+                <w:b w:val="0"/>
+                <w:i w:val="0"/>
+                <w:sz w:val="14"/>
+              </w:rPr>
+              <w:t>1</w:t>
+            </w:r>
+          </w:p>
+        </w:tc>
+      </w:tr>
+      <w:tr>
+        <w:tc>
+          <w:tcPr>
+            <w:tcW w:type="dxa" w:w="1152"/>
+          </w:tcPr>
+          <w:p>
+            <w:pPr>
+              <w:spacing w:before="60" w:after="60" w:line="264" w:lineRule="auto"/>
+            </w:pPr>
+            <w:r/>
+            <w:r>
+              <w:rPr>
+                <w:b w:val="0"/>
+                <w:i w:val="0"/>
+                <w:sz w:val="14"/>
+              </w:rPr>
+              <w:t>V4-C06</w:t>
+            </w:r>
+          </w:p>
+        </w:tc>
+        <w:tc>
+          <w:tcPr>
+            <w:tcW w:type="dxa" w:w="1296"/>
+          </w:tcPr>
+          <w:p>
+            <w:pPr>
+              <w:spacing w:before="60" w:after="60" w:line="264" w:lineRule="auto"/>
+            </w:pPr>
+            <w:r/>
+            <w:r>
+              <w:rPr>
+                <w:b w:val="0"/>
+                <w:i w:val="0"/>
+                <w:sz w:val="14"/>
+              </w:rPr>
+              <w:t>FULL SCREEN</w:t>
+            </w:r>
+          </w:p>
+        </w:tc>
+        <w:tc>
+          <w:tcPr>
+            <w:tcW w:type="dxa" w:w="2448"/>
+          </w:tcPr>
+          <w:p>
+            <w:pPr>
+              <w:spacing w:before="60" w:after="60" w:line="264" w:lineRule="auto"/>
+            </w:pPr>
+            <w:r/>
+            <w:r>
+              <w:rPr>
+                <w:b w:val="0"/>
+                <w:i w:val="0"/>
+                <w:sz w:val="14"/>
+              </w:rPr>
+              <w:t>5 THIS IS NOT AN ANTI-AI ARGUMENT</w:t>
+            </w:r>
+          </w:p>
+        </w:tc>
+        <w:tc>
+          <w:tcPr>
+            <w:tcW w:type="dxa" w:w="1152"/>
+          </w:tcPr>
+          <w:p>
+            <w:pPr>
+              <w:spacing w:before="60" w:after="60" w:line="264" w:lineRule="auto"/>
+            </w:pPr>
+            <w:r/>
+            <w:r>
+              <w:rPr>
+                <w:b w:val="0"/>
+                <w:i w:val="0"/>
+                <w:sz w:val="14"/>
+              </w:rPr>
+              <w:t>2</w:t>
+            </w:r>
+          </w:p>
+        </w:tc>
+        <w:tc>
+          <w:tcPr>
+            <w:tcW w:type="dxa" w:w="2880"/>
+          </w:tcPr>
+          <w:p>
+            <w:pPr>
+              <w:spacing w:before="60" w:after="60" w:line="264" w:lineRule="auto"/>
+            </w:pPr>
+            <w:r/>
+            <w:r>
+              <w:rPr>
+                <w:b w:val="0"/>
+                <w:i w:val="0"/>
+                <w:sz w:val="14"/>
+              </w:rPr>
+              <w:t>NEW_V4_FS_04_THE_REAL_QUESTION</w:t>
+            </w:r>
+          </w:p>
+        </w:tc>
+        <w:tc>
+          <w:tcPr>
+            <w:tcW w:type="dxa" w:w="720"/>
+          </w:tcPr>
+          <w:p>
+            <w:pPr>
+              <w:spacing w:before="60" w:after="60" w:line="264" w:lineRule="auto"/>
+            </w:pPr>
+            <w:r/>
+            <w:r>
+              <w:rPr>
+                <w:b w:val="0"/>
+                <w:i w:val="0"/>
+                <w:sz w:val="14"/>
+              </w:rPr>
+              <w:t>1</w:t>
+            </w:r>
+          </w:p>
+        </w:tc>
+      </w:tr>
+      <w:tr>
+        <w:tc>
+          <w:tcPr>
+            <w:tcW w:type="dxa" w:w="1152"/>
+          </w:tcPr>
+          <w:p>
+            <w:pPr>
+              <w:spacing w:before="60" w:after="60" w:line="264" w:lineRule="auto"/>
+            </w:pPr>
+            <w:r/>
+            <w:r>
+              <w:rPr>
+                <w:b w:val="0"/>
+                <w:i w:val="0"/>
+                <w:sz w:val="14"/>
+              </w:rPr>
+              <w:t>V4-C07</w:t>
+            </w:r>
+          </w:p>
+        </w:tc>
+        <w:tc>
+          <w:tcPr>
+            <w:tcW w:type="dxa" w:w="1296"/>
+          </w:tcPr>
+          <w:p>
+            <w:pPr>
+              <w:spacing w:before="60" w:after="60" w:line="264" w:lineRule="auto"/>
+            </w:pPr>
+            <w:r/>
+            <w:r>
+              <w:rPr>
+                <w:b w:val="0"/>
+                <w:i w:val="0"/>
+                <w:sz w:val="14"/>
+              </w:rPr>
+              <w:t>FULL SCREEN</w:t>
+            </w:r>
+          </w:p>
+        </w:tc>
+        <w:tc>
+          <w:tcPr>
+            <w:tcW w:type="dxa" w:w="2448"/>
+          </w:tcPr>
+          <w:p>
+            <w:pPr>
+              <w:spacing w:before="60" w:after="60" w:line="264" w:lineRule="auto"/>
+            </w:pPr>
+            <w:r/>
+            <w:r>
+              <w:rPr>
+                <w:b w:val="0"/>
+                <w:i w:val="0"/>
+                <w:sz w:val="14"/>
+              </w:rPr>
+              <w:t>6 THREE THINGS TO WATCH</w:t>
+            </w:r>
+          </w:p>
+        </w:tc>
+        <w:tc>
+          <w:tcPr>
+            <w:tcW w:type="dxa" w:w="1152"/>
+          </w:tcPr>
+          <w:p>
+            <w:pPr>
+              <w:spacing w:before="60" w:after="60" w:line="264" w:lineRule="auto"/>
+            </w:pPr>
+            <w:r/>
+            <w:r>
+              <w:rPr>
+                <w:b w:val="0"/>
+                <w:i w:val="0"/>
+                <w:sz w:val="14"/>
+              </w:rPr>
+              <w:t>1</w:t>
+            </w:r>
+          </w:p>
+        </w:tc>
+        <w:tc>
+          <w:tcPr>
+            <w:tcW w:type="dxa" w:w="2880"/>
+          </w:tcPr>
+          <w:p>
+            <w:pPr>
+              <w:spacing w:before="60" w:after="60" w:line="264" w:lineRule="auto"/>
+            </w:pPr>
+            <w:r/>
+            <w:r>
+              <w:rPr>
+                <w:b w:val="0"/>
+                <w:i w:val="0"/>
+                <w:sz w:val="14"/>
+              </w:rPr>
+              <w:t>NEW_V4_FS_05_THREE_THINGS</w:t>
+            </w:r>
+          </w:p>
+        </w:tc>
+        <w:tc>
+          <w:tcPr>
+            <w:tcW w:type="dxa" w:w="720"/>
+          </w:tcPr>
+          <w:p>
+            <w:pPr>
+              <w:spacing w:before="60" w:after="60" w:line="264" w:lineRule="auto"/>
+            </w:pPr>
+            <w:r/>
+            <w:r>
+              <w:rPr>
+                <w:b w:val="0"/>
+                <w:i w:val="0"/>
+                <w:sz w:val="14"/>
+              </w:rPr>
+              <w:t>4</w:t>
+            </w:r>
+          </w:p>
+        </w:tc>
+      </w:tr>
+      <w:tr>
+        <w:tc>
+          <w:tcPr>
+            <w:tcW w:type="dxa" w:w="1152"/>
+          </w:tcPr>
+          <w:p>
+            <w:pPr>
+              <w:spacing w:before="60" w:after="60" w:line="264" w:lineRule="auto"/>
+            </w:pPr>
+            <w:r/>
+            <w:r>
+              <w:rPr>
+                <w:b w:val="0"/>
+                <w:i w:val="0"/>
+                <w:sz w:val="14"/>
+              </w:rPr>
+              <w:t>V4-T02</w:t>
+            </w:r>
+          </w:p>
+        </w:tc>
+        <w:tc>
+          <w:tcPr>
+            <w:tcW w:type="dxa" w:w="1296"/>
+          </w:tcPr>
+          <w:p>
+            <w:pPr>
+              <w:spacing w:before="60" w:after="60" w:line="264" w:lineRule="auto"/>
+            </w:pPr>
+            <w:r/>
+            <w:r>
+              <w:rPr>
+                <w:b w:val="0"/>
+                <w:i w:val="0"/>
+                <w:sz w:val="14"/>
+              </w:rPr>
+              <w:t>FULL SCREEN</w:t>
+            </w:r>
+          </w:p>
+        </w:tc>
+        <w:tc>
+          <w:tcPr>
+            <w:tcW w:type="dxa" w:w="2448"/>
+          </w:tcPr>
+          <w:p>
+            <w:pPr>
+              <w:spacing w:before="60" w:after="60" w:line="264" w:lineRule="auto"/>
+            </w:pPr>
+            <w:r/>
+            <w:r>
+              <w:rPr>
+                <w:b w:val="0"/>
+                <w:i w:val="0"/>
+                <w:sz w:val="14"/>
+              </w:rPr>
+              <w:t>7 A SIMPLE EXAMPLE</w:t>
+            </w:r>
+          </w:p>
+        </w:tc>
+        <w:tc>
+          <w:tcPr>
+            <w:tcW w:type="dxa" w:w="1152"/>
+          </w:tcPr>
+          <w:p>
+            <w:pPr>
+              <w:spacing w:before="60" w:after="60" w:line="264" w:lineRule="auto"/>
+            </w:pPr>
+            <w:r/>
+            <w:r>
+              <w:rPr>
+                <w:b w:val="0"/>
+                <w:i w:val="0"/>
+                <w:sz w:val="14"/>
+              </w:rPr>
+              <w:t>2</w:t>
+            </w:r>
+          </w:p>
+        </w:tc>
+        <w:tc>
+          <w:tcPr>
+            <w:tcW w:type="dxa" w:w="2880"/>
+          </w:tcPr>
+          <w:p>
+            <w:pPr>
+              <w:spacing w:before="60" w:after="60" w:line="264" w:lineRule="auto"/>
+            </w:pPr>
+            <w:r/>
+            <w:r>
+              <w:rPr>
+                <w:b w:val="0"/>
+                <w:i w:val="0"/>
+                <w:sz w:val="14"/>
+              </w:rPr>
+              <w:t>NEW_V4_FS_06_MOVED_OR_REMOVED</w:t>
+            </w:r>
+          </w:p>
+        </w:tc>
+        <w:tc>
+          <w:tcPr>
+            <w:tcW w:type="dxa" w:w="720"/>
+          </w:tcPr>
+          <w:p>
+            <w:pPr>
+              <w:spacing w:before="60" w:after="60" w:line="264" w:lineRule="auto"/>
+            </w:pPr>
+            <w:r/>
+            <w:r>
+              <w:rPr>
+                <w:b w:val="0"/>
+                <w:i w:val="0"/>
+                <w:sz w:val="14"/>
+              </w:rPr>
+              <w:t>1</w:t>
+            </w:r>
+          </w:p>
+        </w:tc>
+      </w:tr>
+      <w:tr>
+        <w:tc>
+          <w:tcPr>
+            <w:tcW w:type="dxa" w:w="1152"/>
+          </w:tcPr>
+          <w:p>
+            <w:pPr>
+              <w:spacing w:before="60" w:after="60" w:line="264" w:lineRule="auto"/>
+            </w:pPr>
+            <w:r/>
+            <w:r>
+              <w:rPr>
+                <w:b w:val="0"/>
+                <w:i w:val="0"/>
+                <w:sz w:val="14"/>
+              </w:rPr>
+              <w:t>V4-C08</w:t>
+            </w:r>
+          </w:p>
+        </w:tc>
+        <w:tc>
+          <w:tcPr>
+            <w:tcW w:type="dxa" w:w="1296"/>
+          </w:tcPr>
+          <w:p>
+            <w:pPr>
+              <w:spacing w:before="60" w:after="60" w:line="264" w:lineRule="auto"/>
+            </w:pPr>
+            <w:r/>
+            <w:r>
+              <w:rPr>
+                <w:b w:val="0"/>
+                <w:i w:val="0"/>
+                <w:sz w:val="14"/>
+              </w:rPr>
+              <w:t>FULL SCREEN</w:t>
+            </w:r>
+          </w:p>
+        </w:tc>
+        <w:tc>
+          <w:tcPr>
+            <w:tcW w:type="dxa" w:w="2448"/>
+          </w:tcPr>
+          <w:p>
+            <w:pPr>
+              <w:spacing w:before="60" w:after="60" w:line="264" w:lineRule="auto"/>
+            </w:pPr>
+            <w:r/>
+            <w:r>
+              <w:rPr>
+                <w:b w:val="0"/>
+                <w:i w:val="0"/>
+                <w:sz w:val="14"/>
+              </w:rPr>
+              <w:t>8 IF YOU MANAGE PEOPLE</w:t>
+            </w:r>
+          </w:p>
+        </w:tc>
+        <w:tc>
+          <w:tcPr>
+            <w:tcW w:type="dxa" w:w="1152"/>
+          </w:tcPr>
+          <w:p>
+            <w:pPr>
+              <w:spacing w:before="60" w:after="60" w:line="264" w:lineRule="auto"/>
+            </w:pPr>
+            <w:r/>
+            <w:r>
+              <w:rPr>
+                <w:b w:val="0"/>
+                <w:i w:val="0"/>
+                <w:sz w:val="14"/>
+              </w:rPr>
+              <w:t>1</w:t>
+            </w:r>
+          </w:p>
+        </w:tc>
+        <w:tc>
+          <w:tcPr>
+            <w:tcW w:type="dxa" w:w="2880"/>
+          </w:tcPr>
+          <w:p>
+            <w:pPr>
+              <w:spacing w:before="60" w:after="60" w:line="264" w:lineRule="auto"/>
+            </w:pPr>
+            <w:r/>
+            <w:r>
+              <w:rPr>
+                <w:b w:val="0"/>
+                <w:i w:val="0"/>
+                <w:sz w:val="14"/>
+              </w:rPr>
+              <w:t>NEW_V4_FS_07_WHAT_DID_IT_TEACH</w:t>
+            </w:r>
+          </w:p>
+        </w:tc>
+        <w:tc>
+          <w:tcPr>
+            <w:tcW w:type="dxa" w:w="720"/>
+          </w:tcPr>
+          <w:p>
+            <w:pPr>
+              <w:spacing w:before="60" w:after="60" w:line="264" w:lineRule="auto"/>
+            </w:pPr>
+            <w:r/>
+            <w:r>
+              <w:rPr>
+                <w:b w:val="0"/>
+                <w:i w:val="0"/>
+                <w:sz w:val="14"/>
+              </w:rPr>
+              <w:t>1</w:t>
+            </w:r>
+          </w:p>
+        </w:tc>
+      </w:tr>
+      <w:tr>
+        <w:tc>
+          <w:tcPr>
+            <w:tcW w:type="dxa" w:w="1152"/>
+          </w:tcPr>
+          <w:p>
+            <w:pPr>
+              <w:spacing w:before="60" w:after="60" w:line="264" w:lineRule="auto"/>
+            </w:pPr>
+            <w:r/>
+            <w:r>
+              <w:rPr>
+                <w:b w:val="0"/>
+                <w:i w:val="0"/>
+                <w:sz w:val="14"/>
+              </w:rPr>
+              <w:t>V4-C09</w:t>
+            </w:r>
+          </w:p>
+        </w:tc>
+        <w:tc>
+          <w:tcPr>
+            <w:tcW w:type="dxa" w:w="1296"/>
+          </w:tcPr>
+          <w:p>
+            <w:pPr>
+              <w:spacing w:before="60" w:after="60" w:line="264" w:lineRule="auto"/>
+            </w:pPr>
+            <w:r/>
+            <w:r>
+              <w:rPr>
+                <w:b w:val="0"/>
+                <w:i w:val="0"/>
+                <w:sz w:val="14"/>
+              </w:rPr>
+              <w:t>FULL SCREEN</w:t>
+            </w:r>
+          </w:p>
+        </w:tc>
+        <w:tc>
+          <w:tcPr>
+            <w:tcW w:type="dxa" w:w="2448"/>
+          </w:tcPr>
+          <w:p>
+            <w:pPr>
+              <w:spacing w:before="60" w:after="60" w:line="264" w:lineRule="auto"/>
+            </w:pPr>
+            <w:r/>
+            <w:r>
+              <w:rPr>
+                <w:b w:val="0"/>
+                <w:i w:val="0"/>
+                <w:sz w:val="14"/>
+              </w:rPr>
+              <w:t>9 IF YOU USE AI IN YOUR OWN WORK</w:t>
+            </w:r>
+          </w:p>
+        </w:tc>
+        <w:tc>
+          <w:tcPr>
+            <w:tcW w:type="dxa" w:w="1152"/>
+          </w:tcPr>
+          <w:p>
+            <w:pPr>
+              <w:spacing w:before="60" w:after="60" w:line="264" w:lineRule="auto"/>
+            </w:pPr>
+            <w:r/>
+            <w:r>
+              <w:rPr>
+                <w:b w:val="0"/>
+                <w:i w:val="0"/>
+                <w:sz w:val="14"/>
+              </w:rPr>
+              <w:t>1</w:t>
+            </w:r>
+          </w:p>
+        </w:tc>
+        <w:tc>
+          <w:tcPr>
+            <w:tcW w:type="dxa" w:w="2880"/>
+          </w:tcPr>
+          <w:p>
+            <w:pPr>
+              <w:spacing w:before="60" w:after="60" w:line="264" w:lineRule="auto"/>
+            </w:pPr>
+            <w:r/>
+            <w:r>
+              <w:rPr>
+                <w:b w:val="0"/>
+                <w:i w:val="0"/>
+                <w:sz w:val="14"/>
+              </w:rPr>
+              <w:t>NEW_V4_FS_08_STILL_PRACTICING</w:t>
+            </w:r>
+          </w:p>
+        </w:tc>
+        <w:tc>
+          <w:tcPr>
+            <w:tcW w:type="dxa" w:w="720"/>
+          </w:tcPr>
+          <w:p>
+            <w:pPr>
+              <w:spacing w:before="60" w:after="60" w:line="264" w:lineRule="auto"/>
+            </w:pPr>
+            <w:r/>
+            <w:r>
+              <w:rPr>
+                <w:b w:val="0"/>
+                <w:i w:val="0"/>
+                <w:sz w:val="14"/>
+              </w:rPr>
+              <w:t>1</w:t>
+            </w:r>
+          </w:p>
+        </w:tc>
+      </w:tr>
+      <w:tr>
+        <w:tc>
+          <w:tcPr>
+            <w:tcW w:type="dxa" w:w="1152"/>
+          </w:tcPr>
+          <w:p>
+            <w:pPr>
+              <w:spacing w:before="60" w:after="60" w:line="264" w:lineRule="auto"/>
+            </w:pPr>
+            <w:r/>
+            <w:r>
+              <w:rPr>
+                <w:b w:val="0"/>
+                <w:i w:val="0"/>
+                <w:sz w:val="14"/>
+              </w:rPr>
+              <w:t>V4-C10</w:t>
+            </w:r>
+          </w:p>
+        </w:tc>
+        <w:tc>
+          <w:tcPr>
+            <w:tcW w:type="dxa" w:w="1296"/>
+          </w:tcPr>
+          <w:p>
+            <w:pPr>
+              <w:spacing w:before="60" w:after="60" w:line="264" w:lineRule="auto"/>
+            </w:pPr>
+            <w:r/>
+            <w:r>
+              <w:rPr>
+                <w:b w:val="0"/>
+                <w:i w:val="0"/>
+                <w:sz w:val="14"/>
+              </w:rPr>
+              <w:t>FULL SCREEN</w:t>
+            </w:r>
+          </w:p>
+        </w:tc>
+        <w:tc>
+          <w:tcPr>
+            <w:tcW w:type="dxa" w:w="2448"/>
+          </w:tcPr>
+          <w:p>
+            <w:pPr>
+              <w:spacing w:before="60" w:after="60" w:line="264" w:lineRule="auto"/>
+            </w:pPr>
+            <w:r/>
+            <w:r>
+              <w:rPr>
+                <w:b w:val="0"/>
+                <w:i w:val="0"/>
+                <w:sz w:val="14"/>
+              </w:rPr>
+              <w:t>10 WHAT THIS CANNOT TELL US</w:t>
+            </w:r>
+          </w:p>
+        </w:tc>
+        <w:tc>
+          <w:tcPr>
+            <w:tcW w:type="dxa" w:w="1152"/>
+          </w:tcPr>
+          <w:p>
+            <w:pPr>
+              <w:spacing w:before="60" w:after="60" w:line="264" w:lineRule="auto"/>
+            </w:pPr>
+            <w:r/>
+            <w:r>
+              <w:rPr>
+                <w:b w:val="0"/>
+                <w:i w:val="0"/>
+                <w:sz w:val="14"/>
+              </w:rPr>
+              <w:t>1</w:t>
+            </w:r>
+          </w:p>
+        </w:tc>
+        <w:tc>
+          <w:tcPr>
+            <w:tcW w:type="dxa" w:w="2880"/>
+          </w:tcPr>
+          <w:p>
+            <w:pPr>
+              <w:spacing w:before="60" w:after="60" w:line="264" w:lineRule="auto"/>
+            </w:pPr>
+            <w:r/>
+            <w:r>
+              <w:rPr>
+                <w:b w:val="0"/>
+                <w:i w:val="0"/>
+                <w:sz w:val="14"/>
+              </w:rPr>
+              <w:t>NEW_V4_FS_09_NOT_ONE_OUTCOME</w:t>
+            </w:r>
+          </w:p>
+        </w:tc>
+        <w:tc>
+          <w:tcPr>
+            <w:tcW w:type="dxa" w:w="720"/>
+          </w:tcPr>
+          <w:p>
+            <w:pPr>
+              <w:spacing w:before="60" w:after="60" w:line="264" w:lineRule="auto"/>
+            </w:pPr>
+            <w:r/>
+            <w:r>
+              <w:rPr>
+                <w:b w:val="0"/>
+                <w:i w:val="0"/>
+                <w:sz w:val="14"/>
+              </w:rPr>
+              <w:t>1</w:t>
+            </w:r>
+          </w:p>
+        </w:tc>
+      </w:tr>
+      <w:tr>
+        <w:tc>
+          <w:tcPr>
+            <w:tcW w:type="dxa" w:w="1152"/>
+          </w:tcPr>
+          <w:p>
+            <w:pPr>
+              <w:spacing w:before="60" w:after="60" w:line="264" w:lineRule="auto"/>
+            </w:pPr>
+            <w:r/>
+            <w:r>
+              <w:rPr>
+                <w:b w:val="0"/>
+                <w:i w:val="0"/>
+                <w:sz w:val="14"/>
+              </w:rPr>
+              <w:t>V4-C11</w:t>
+            </w:r>
+          </w:p>
+        </w:tc>
+        <w:tc>
+          <w:tcPr>
+            <w:tcW w:type="dxa" w:w="1296"/>
+          </w:tcPr>
+          <w:p>
+            <w:pPr>
+              <w:spacing w:before="60" w:after="60" w:line="264" w:lineRule="auto"/>
+            </w:pPr>
+            <w:r/>
+            <w:r>
+              <w:rPr>
+                <w:b w:val="0"/>
+                <w:i w:val="0"/>
+                <w:sz w:val="14"/>
+              </w:rPr>
+              <w:t>FULL SCREEN</w:t>
+            </w:r>
+          </w:p>
+        </w:tc>
+        <w:tc>
+          <w:tcPr>
+            <w:tcW w:type="dxa" w:w="2448"/>
+          </w:tcPr>
+          <w:p>
+            <w:pPr>
+              <w:spacing w:before="60" w:after="60" w:line="264" w:lineRule="auto"/>
+            </w:pPr>
+            <w:r/>
+            <w:r>
+              <w:rPr>
+                <w:b w:val="0"/>
+                <w:i w:val="0"/>
+                <w:sz w:val="14"/>
+              </w:rPr>
+              <w:t>12 TRY THIS ON ONE TASK</w:t>
+            </w:r>
+          </w:p>
+        </w:tc>
+        <w:tc>
+          <w:tcPr>
+            <w:tcW w:type="dxa" w:w="1152"/>
+          </w:tcPr>
+          <w:p>
+            <w:pPr>
+              <w:spacing w:before="60" w:after="60" w:line="264" w:lineRule="auto"/>
+            </w:pPr>
+            <w:r/>
+            <w:r>
+              <w:rPr>
+                <w:b w:val="0"/>
+                <w:i w:val="0"/>
+                <w:sz w:val="14"/>
+              </w:rPr>
+              <w:t>1</w:t>
+            </w:r>
+          </w:p>
+        </w:tc>
+        <w:tc>
+          <w:tcPr>
+            <w:tcW w:type="dxa" w:w="2880"/>
+          </w:tcPr>
+          <w:p>
+            <w:pPr>
+              <w:spacing w:before="60" w:after="60" w:line="264" w:lineRule="auto"/>
+            </w:pPr>
+            <w:r/>
+            <w:r>
+              <w:rPr>
+                <w:b w:val="0"/>
+                <w:i w:val="0"/>
+                <w:sz w:val="14"/>
+              </w:rPr>
+              <w:t>NEW_V4_FS_10_THREE_COLUMNS</w:t>
+            </w:r>
+          </w:p>
+        </w:tc>
+        <w:tc>
+          <w:tcPr>
+            <w:tcW w:type="dxa" w:w="720"/>
+          </w:tcPr>
+          <w:p>
+            <w:pPr>
+              <w:spacing w:before="60" w:after="60" w:line="264" w:lineRule="auto"/>
+            </w:pPr>
+            <w:r/>
+            <w:r>
+              <w:rPr>
+                <w:b w:val="0"/>
+                <w:i w:val="0"/>
+                <w:sz w:val="14"/>
+              </w:rPr>
+              <w:t>1</w:t>
+            </w:r>
+          </w:p>
+        </w:tc>
+      </w:tr>
+      <w:tr>
+        <w:tc>
+          <w:tcPr>
+            <w:tcW w:type="dxa" w:w="1152"/>
+          </w:tcPr>
+          <w:p>
+            <w:pPr>
+              <w:spacing w:before="60" w:after="60" w:line="264" w:lineRule="auto"/>
+            </w:pPr>
+            <w:r/>
+            <w:r>
+              <w:rPr>
+                <w:b w:val="0"/>
+                <w:i w:val="0"/>
+                <w:sz w:val="14"/>
+              </w:rPr>
+              <w:t>V4-C12</w:t>
+            </w:r>
+          </w:p>
+        </w:tc>
+        <w:tc>
+          <w:tcPr>
+            <w:tcW w:type="dxa" w:w="1296"/>
+          </w:tcPr>
+          <w:p>
+            <w:pPr>
+              <w:spacing w:before="60" w:after="60" w:line="264" w:lineRule="auto"/>
+            </w:pPr>
+            <w:r/>
+            <w:r>
+              <w:rPr>
+                <w:b w:val="0"/>
+                <w:i w:val="0"/>
+                <w:sz w:val="14"/>
+              </w:rPr>
+              <w:t>FULL SCREEN</w:t>
+            </w:r>
+          </w:p>
+        </w:tc>
+        <w:tc>
+          <w:tcPr>
+            <w:tcW w:type="dxa" w:w="2448"/>
+          </w:tcPr>
+          <w:p>
+            <w:pPr>
+              <w:spacing w:before="60" w:after="60" w:line="264" w:lineRule="auto"/>
+            </w:pPr>
+            <w:r/>
+            <w:r>
+              <w:rPr>
+                <w:b w:val="0"/>
+                <w:i w:val="0"/>
+                <w:sz w:val="14"/>
+              </w:rPr>
+              <w:t>15 CLOSE</w:t>
+            </w:r>
+          </w:p>
+        </w:tc>
+        <w:tc>
+          <w:tcPr>
+            <w:tcW w:type="dxa" w:w="1152"/>
+          </w:tcPr>
+          <w:p>
+            <w:pPr>
+              <w:spacing w:before="60" w:after="60" w:line="264" w:lineRule="auto"/>
+            </w:pPr>
+            <w:r/>
+            <w:r>
+              <w:rPr>
+                <w:b w:val="0"/>
+                <w:i w:val="0"/>
+                <w:sz w:val="14"/>
+              </w:rPr>
+              <w:t>1</w:t>
+            </w:r>
+          </w:p>
+        </w:tc>
+        <w:tc>
+          <w:tcPr>
+            <w:tcW w:type="dxa" w:w="2880"/>
+          </w:tcPr>
+          <w:p>
+            <w:pPr>
+              <w:spacing w:before="60" w:after="60" w:line="264" w:lineRule="auto"/>
+            </w:pPr>
+            <w:r/>
+            <w:r>
+              <w:rPr>
+                <w:b w:val="0"/>
+                <w:i w:val="0"/>
+                <w:sz w:val="14"/>
+              </w:rPr>
+              <w:t>NEW_V4_FS_11_TASK_IS_NOT_THE_JOB</w:t>
+            </w:r>
+          </w:p>
+        </w:tc>
+        <w:tc>
+          <w:tcPr>
+            <w:tcW w:type="dxa" w:w="720"/>
+          </w:tcPr>
+          <w:p>
+            <w:pPr>
+              <w:spacing w:before="60" w:after="60" w:line="264" w:lineRule="auto"/>
+            </w:pPr>
+            <w:r/>
+            <w:r>
+              <w:rPr>
+                <w:b w:val="0"/>
+                <w:i w:val="0"/>
+                <w:sz w:val="14"/>
+              </w:rPr>
+              <w:t>1</w:t>
+            </w:r>
+          </w:p>
+        </w:tc>
+      </w:tr>
+      <w:tr>
+        <w:tc>
+          <w:tcPr>
+            <w:tcW w:type="dxa" w:w="1152"/>
+          </w:tcPr>
+          <w:p>
+            <w:pPr>
+              <w:spacing w:before="60" w:after="60" w:line="264" w:lineRule="auto"/>
+            </w:pPr>
+            <w:r/>
+            <w:r>
+              <w:rPr>
+                <w:b w:val="0"/>
+                <w:i w:val="0"/>
+                <w:sz w:val="14"/>
+              </w:rPr>
+              <w:t>V4-C13</w:t>
+            </w:r>
+          </w:p>
+        </w:tc>
+        <w:tc>
+          <w:tcPr>
+            <w:tcW w:type="dxa" w:w="1296"/>
+          </w:tcPr>
+          <w:p>
+            <w:pPr>
+              <w:spacing w:before="60" w:after="60" w:line="264" w:lineRule="auto"/>
+            </w:pPr>
+            <w:r/>
+            <w:r>
+              <w:rPr>
+                <w:b w:val="0"/>
+                <w:i w:val="0"/>
+                <w:sz w:val="14"/>
+              </w:rPr>
+              <w:t>FULL SCREEN</w:t>
+            </w:r>
+          </w:p>
+        </w:tc>
+        <w:tc>
+          <w:tcPr>
+            <w:tcW w:type="dxa" w:w="2448"/>
+          </w:tcPr>
+          <w:p>
+            <w:pPr>
+              <w:spacing w:before="60" w:after="60" w:line="264" w:lineRule="auto"/>
+            </w:pPr>
+            <w:r/>
+            <w:r>
+              <w:rPr>
+                <w:b w:val="0"/>
+                <w:i w:val="0"/>
+                <w:sz w:val="14"/>
+              </w:rPr>
+              <w:t>17 WATCH NEXT</w:t>
+            </w:r>
+          </w:p>
+        </w:tc>
+        <w:tc>
+          <w:tcPr>
+            <w:tcW w:type="dxa" w:w="1152"/>
+          </w:tcPr>
+          <w:p>
+            <w:pPr>
+              <w:spacing w:before="60" w:after="60" w:line="264" w:lineRule="auto"/>
+            </w:pPr>
+            <w:r/>
+            <w:r>
+              <w:rPr>
+                <w:b w:val="0"/>
+                <w:i w:val="0"/>
+                <w:sz w:val="14"/>
+              </w:rPr>
+              <w:t>1</w:t>
+            </w:r>
+          </w:p>
+        </w:tc>
+        <w:tc>
+          <w:tcPr>
+            <w:tcW w:type="dxa" w:w="2880"/>
+          </w:tcPr>
+          <w:p>
+            <w:pPr>
+              <w:spacing w:before="60" w:after="60" w:line="264" w:lineRule="auto"/>
+            </w:pPr>
+            <w:r/>
+            <w:r>
+              <w:rPr>
+                <w:b w:val="0"/>
+                <w:i w:val="0"/>
+                <w:sz w:val="14"/>
+              </w:rPr>
+              <w:t>NEW_V4_WATCH_NEXT</w:t>
+            </w:r>
+          </w:p>
+        </w:tc>
+        <w:tc>
+          <w:tcPr>
+            <w:tcW w:type="dxa" w:w="720"/>
+          </w:tcPr>
+          <w:p>
+            <w:pPr>
+              <w:spacing w:before="60" w:after="60" w:line="264" w:lineRule="auto"/>
+            </w:pPr>
+            <w:r/>
+            <w:r>
+              <w:rPr>
+                <w:b w:val="0"/>
+                <w:i w:val="0"/>
+                <w:sz w:val="14"/>
+              </w:rPr>
+              <w:t>1</w:t>
+            </w:r>
+          </w:p>
+        </w:tc>
+      </w:tr>
+    </w:tbl>
+    <w:p>
+      <w:pPr>
+        <w:spacing w:after="120"/>
+      </w:pPr>
+    </w:p>
+    <w:p>
+      <w:pPr>
+        <w:spacing w:before="100" w:after="200"/>
+      </w:pPr>
+      <w:r>
+        <w:rPr>
+          <w:b w:val="0"/>
+          <w:i w:val="0"/>
+          <w:color w:val="5A6B82"/>
+          <w:sz w:val="19"/>
+        </w:rPr>
+        <w:t>One event list generates the camera map, the motion map, the sound map, the asset index and the Riverside prompt, so no two of them can disagree. An event may begin and end inside one paragraph or run across several.</w:t>
+      </w:r>
+    </w:p>
+    <w:p>
+      <w:pPr>
+        <w:spacing w:before="320" w:after="120"/>
+        <w:keepNext w:val="1"/>
+        <w:keepLines w:val="1"/>
+      </w:pPr>
+      <w:r>
+        <w:rPr>
+          <w:b/>
+          <w:i w:val="0"/>
+          <w:color w:val="112345"/>
+          <w:sz w:val="26"/>
+        </w:rPr>
+        <w:t>FAMILIES, AND WHERE EACH ONE PLAYS</w:t>
+      </w:r>
+    </w:p>
+    <w:tbl>
+      <w:tblPr>
+        <w:tblW w:type="auto" w:w="0"/>
+        <w:jc w:val="left"/>
+        <w:tblBorders>
+          <w:top w:val="single" w:sz="4" w:space="0" w:color="C9BFA8"/>
+          <w:left w:val="single" w:sz="4" w:space="0" w:color="C9BFA8"/>
+          <w:bottom w:val="single" w:sz="4" w:space="0" w:color="C9BFA8"/>
+          <w:right w:val="single" w:sz="4" w:space="0" w:color="C9BFA8"/>
+          <w:insideH w:val="single" w:sz="4" w:space="0" w:color="C9BFA8"/>
+          <w:insideV w:val="single" w:sz="4" w:space="0" w:color="C9BFA8"/>
+        </w:tblBorders>
+        <w:tblLayout w:type="fixed"/>
+        <w:tblLook w:firstColumn="1" w:firstRow="1" w:lastColumn="0" w:lastRow="0" w:noHBand="0" w:noVBand="1" w:val="04A0"/>
+      </w:tblPr>
+      <w:tblGrid>
+        <w:gridCol w:w="2412"/>
+        <w:gridCol w:w="2412"/>
+        <w:gridCol w:w="2412"/>
+        <w:gridCol w:w="2412"/>
+      </w:tblGrid>
+      <w:tr>
+        <w:trPr>
+          <w:tblHeader w:val="true"/>
+        </w:trPr>
+        <w:tc>
+          <w:tcPr>
+            <w:tcW w:type="dxa" w:w="3456"/>
             <w:shd w:val="clear" w:color="auto" w:fill="F3EFE6"/>
           </w:tcPr>
           <w:p>
@@ -1766,7 +3379,70 @@
                 <w:color w:val="112345"/>
                 <w:sz w:val="17"/>
               </w:rPr>
-              <w:t>ANCHOR</w:t>
+              <w:t>ASSET FAMILY</w:t>
+            </w:r>
+          </w:p>
+        </w:tc>
+        <w:tc>
+          <w:tcPr>
+            <w:tcW w:type="dxa" w:w="3456"/>
+            <w:shd w:val="clear" w:color="auto" w:fill="F3EFE6"/>
+          </w:tcPr>
+          <w:p>
+            <w:pPr>
+              <w:spacing w:before="60" w:after="60" w:line="264" w:lineRule="auto"/>
+            </w:pPr>
+            <w:r/>
+            <w:r>
+              <w:rPr>
+                <w:b/>
+                <w:i w:val="0"/>
+                <w:color w:val="112345"/>
+                <w:sz w:val="17"/>
+              </w:rPr>
+              <w:t>FIRST EVENT</w:t>
+            </w:r>
+          </w:p>
+        </w:tc>
+        <w:tc>
+          <w:tcPr>
+            <w:tcW w:type="dxa" w:w="1296"/>
+            <w:shd w:val="clear" w:color="auto" w:fill="F3EFE6"/>
+          </w:tcPr>
+          <w:p>
+            <w:pPr>
+              <w:spacing w:before="60" w:after="60" w:line="264" w:lineRule="auto"/>
+            </w:pPr>
+            <w:r/>
+            <w:r>
+              <w:rPr>
+                <w:b/>
+                <w:i w:val="0"/>
+                <w:color w:val="112345"/>
+                <w:sz w:val="17"/>
+              </w:rPr>
+              <w:t>OCCURRENCES</w:t>
+            </w:r>
+          </w:p>
+        </w:tc>
+        <w:tc>
+          <w:tcPr>
+            <w:tcW w:type="dxa" w:w="1008"/>
+            <w:shd w:val="clear" w:color="auto" w:fill="F3EFE6"/>
+          </w:tcPr>
+          <w:p>
+            <w:pPr>
+              <w:spacing w:before="60" w:after="60" w:line="264" w:lineRule="auto"/>
+            </w:pPr>
+            <w:r/>
+            <w:r>
+              <w:rPr>
+                <w:b/>
+                <w:i w:val="0"/>
+                <w:color w:val="112345"/>
+                <w:sz w:val="17"/>
+              </w:rPr>
+              <w:t>STATES</w:t>
             </w:r>
           </w:p>
         </w:tc>
@@ -1774,7 +3450,7 @@
       <w:tr>
         <w:tc>
           <w:tcPr>
-            <w:tcW w:type="dxa" w:w="3312"/>
+            <w:tcW w:type="dxa" w:w="3456"/>
           </w:tcPr>
           <w:p>
             <w:pPr>
@@ -1793,7 +3469,7 @@
         </w:tc>
         <w:tc>
           <w:tcPr>
-            <w:tcW w:type="dxa" w:w="3024"/>
+            <w:tcW w:type="dxa" w:w="3456"/>
           </w:tcPr>
           <w:p>
             <w:pPr>
@@ -1806,32 +3482,13 @@
                 <w:i w:val="0"/>
                 <w:sz w:val="15"/>
               </w:rPr>
-              <w:t>1 HOOK</w:t>
+              <w:t>1 HOOK, para 1</w:t>
             </w:r>
           </w:p>
         </w:tc>
         <w:tc>
           <w:tcPr>
-            <w:tcW w:type="dxa" w:w="720"/>
-          </w:tcPr>
-          <w:p>
-            <w:pPr>
-              <w:spacing w:before="60" w:after="60" w:line="264" w:lineRule="auto"/>
-            </w:pPr>
-            <w:r/>
-            <w:r>
-              <w:rPr>
-                <w:b w:val="0"/>
-                <w:i w:val="0"/>
-                <w:sz w:val="15"/>
-              </w:rPr>
-              <w:t>2</w:t>
-            </w:r>
-          </w:p>
-        </w:tc>
-        <w:tc>
-          <w:tcPr>
-            <w:tcW w:type="dxa" w:w="864"/>
+            <w:tcW w:type="dxa" w:w="1296"/>
           </w:tcPr>
           <w:p>
             <w:pPr>
@@ -1850,7 +3507,7 @@
         </w:tc>
         <w:tc>
           <w:tcPr>
-            <w:tcW w:type="dxa" w:w="1728"/>
+            <w:tcW w:type="dxa" w:w="1008"/>
           </w:tcPr>
           <w:p>
             <w:pPr>
@@ -1863,7 +3520,7 @@
                 <w:i w:val="0"/>
                 <w:sz w:val="15"/>
               </w:rPr>
-              <w:t>RE-CUED</w:t>
+              <w:t>1</w:t>
             </w:r>
           </w:p>
         </w:tc>
@@ -1871,7 +3528,7 @@
       <w:tr>
         <w:tc>
           <w:tcPr>
-            <w:tcW w:type="dxa" w:w="3312"/>
+            <w:tcW w:type="dxa" w:w="3456"/>
           </w:tcPr>
           <w:p>
             <w:pPr>
@@ -1890,7 +3547,7 @@
         </w:tc>
         <w:tc>
           <w:tcPr>
-            <w:tcW w:type="dxa" w:w="3024"/>
+            <w:tcW w:type="dxa" w:w="3456"/>
           </w:tcPr>
           <w:p>
             <w:pPr>
@@ -1903,32 +3560,13 @@
                 <w:i w:val="0"/>
                 <w:sz w:val="15"/>
               </w:rPr>
-              <w:t>1 HOOK</w:t>
+              <w:t>1 HOOK, para 3</w:t>
             </w:r>
           </w:p>
         </w:tc>
         <w:tc>
           <w:tcPr>
-            <w:tcW w:type="dxa" w:w="720"/>
-          </w:tcPr>
-          <w:p>
-            <w:pPr>
-              <w:spacing w:before="60" w:after="60" w:line="264" w:lineRule="auto"/>
-            </w:pPr>
-            <w:r/>
-            <w:r>
-              <w:rPr>
-                <w:b w:val="0"/>
-                <w:i w:val="0"/>
-                <w:sz w:val="15"/>
-              </w:rPr>
-              <w:t>3</w:t>
-            </w:r>
-          </w:p>
-        </w:tc>
-        <w:tc>
-          <w:tcPr>
-            <w:tcW w:type="dxa" w:w="864"/>
+            <w:tcW w:type="dxa" w:w="1296"/>
           </w:tcPr>
           <w:p>
             <w:pPr>
@@ -1947,7 +3585,7 @@
         </w:tc>
         <w:tc>
           <w:tcPr>
-            <w:tcW w:type="dxa" w:w="1728"/>
+            <w:tcW w:type="dxa" w:w="1008"/>
           </w:tcPr>
           <w:p>
             <w:pPr>
@@ -1960,7 +3598,7 @@
                 <w:i w:val="0"/>
                 <w:sz w:val="15"/>
               </w:rPr>
-              <w:t>RE-ANCHORED</w:t>
+              <w:t>1</w:t>
             </w:r>
           </w:p>
         </w:tc>
@@ -1968,7 +3606,7 @@
       <w:tr>
         <w:tc>
           <w:tcPr>
-            <w:tcW w:type="dxa" w:w="3312"/>
+            <w:tcW w:type="dxa" w:w="3456"/>
           </w:tcPr>
           <w:p>
             <w:pPr>
@@ -1987,7 +3625,7 @@
         </w:tc>
         <w:tc>
           <w:tcPr>
-            <w:tcW w:type="dxa" w:w="3024"/>
+            <w:tcW w:type="dxa" w:w="3456"/>
           </w:tcPr>
           <w:p>
             <w:pPr>
@@ -2000,13 +3638,13 @@
                 <w:i w:val="0"/>
                 <w:sz w:val="15"/>
               </w:rPr>
-              <w:t>4 THE PROBLEM</w:t>
+              <w:t>4 THE PROBLEM, para 1</w:t>
             </w:r>
           </w:p>
         </w:tc>
         <w:tc>
           <w:tcPr>
-            <w:tcW w:type="dxa" w:w="720"/>
+            <w:tcW w:type="dxa" w:w="1296"/>
           </w:tcPr>
           <w:p>
             <w:pPr>
@@ -2025,7 +3663,66 @@
         </w:tc>
         <w:tc>
           <w:tcPr>
-            <w:tcW w:type="dxa" w:w="864"/>
+            <w:tcW w:type="dxa" w:w="1008"/>
+          </w:tcPr>
+          <w:p>
+            <w:pPr>
+              <w:spacing w:before="60" w:after="60" w:line="264" w:lineRule="auto"/>
+            </w:pPr>
+            <w:r/>
+            <w:r>
+              <w:rPr>
+                <w:b w:val="0"/>
+                <w:i w:val="0"/>
+                <w:sz w:val="15"/>
+              </w:rPr>
+              <w:t>1</w:t>
+            </w:r>
+          </w:p>
+        </w:tc>
+      </w:tr>
+      <w:tr>
+        <w:tc>
+          <w:tcPr>
+            <w:tcW w:type="dxa" w:w="3456"/>
+          </w:tcPr>
+          <w:p>
+            <w:pPr>
+              <w:spacing w:before="60" w:after="60" w:line="264" w:lineRule="auto"/>
+            </w:pPr>
+            <w:r/>
+            <w:r>
+              <w:rPr>
+                <w:b w:val="0"/>
+                <w:i w:val="0"/>
+                <w:sz w:val="15"/>
+              </w:rPr>
+              <w:t>NEW_V4_FS_04_THE_REAL_QUESTION</w:t>
+            </w:r>
+          </w:p>
+        </w:tc>
+        <w:tc>
+          <w:tcPr>
+            <w:tcW w:type="dxa" w:w="3456"/>
+          </w:tcPr>
+          <w:p>
+            <w:pPr>
+              <w:spacing w:before="60" w:after="60" w:line="264" w:lineRule="auto"/>
+            </w:pPr>
+            <w:r/>
+            <w:r>
+              <w:rPr>
+                <w:b w:val="0"/>
+                <w:i w:val="0"/>
+                <w:sz w:val="15"/>
+              </w:rPr>
+              <w:t>5 THIS IS NOT AN ANTI-AI ARGUMENT, para 2</w:t>
+            </w:r>
+          </w:p>
+        </w:tc>
+        <w:tc>
+          <w:tcPr>
+            <w:tcW w:type="dxa" w:w="1296"/>
           </w:tcPr>
           <w:p>
             <w:pPr>
@@ -2044,7 +3741,7 @@
         </w:tc>
         <w:tc>
           <w:tcPr>
-            <w:tcW w:type="dxa" w:w="1728"/>
+            <w:tcW w:type="dxa" w:w="1008"/>
           </w:tcPr>
           <w:p>
             <w:pPr>
@@ -2057,7 +3754,7 @@
                 <w:i w:val="0"/>
                 <w:sz w:val="15"/>
               </w:rPr>
-              <w:t>RE-ANCHORED</w:t>
+              <w:t>1</w:t>
             </w:r>
           </w:p>
         </w:tc>
@@ -2065,7 +3762,7 @@
       <w:tr>
         <w:tc>
           <w:tcPr>
-            <w:tcW w:type="dxa" w:w="3312"/>
+            <w:tcW w:type="dxa" w:w="3456"/>
           </w:tcPr>
           <w:p>
             <w:pPr>
@@ -2078,13 +3775,13 @@
                 <w:i w:val="0"/>
                 <w:sz w:val="15"/>
               </w:rPr>
-              <w:t>NEW_V4_FS_04_THE_REAL_QUESTION</w:t>
+              <w:t>NEW_V4_FS_05_THREE_THINGS</w:t>
             </w:r>
           </w:p>
         </w:tc>
         <w:tc>
           <w:tcPr>
-            <w:tcW w:type="dxa" w:w="3024"/>
+            <w:tcW w:type="dxa" w:w="3456"/>
           </w:tcPr>
           <w:p>
             <w:pPr>
@@ -2097,32 +3794,13 @@
                 <w:i w:val="0"/>
                 <w:sz w:val="15"/>
               </w:rPr>
-              <w:t>5 THIS IS NOT AN ANTI-AI ARGUMENT</w:t>
+              <w:t>6 THREE THINGS TO WATCH, para 1</w:t>
             </w:r>
           </w:p>
         </w:tc>
         <w:tc>
           <w:tcPr>
-            <w:tcW w:type="dxa" w:w="720"/>
-          </w:tcPr>
-          <w:p>
-            <w:pPr>
-              <w:spacing w:before="60" w:after="60" w:line="264" w:lineRule="auto"/>
-            </w:pPr>
-            <w:r/>
-            <w:r>
-              <w:rPr>
-                <w:b w:val="0"/>
-                <w:i w:val="0"/>
-                <w:sz w:val="15"/>
-              </w:rPr>
-              <w:t>2</w:t>
-            </w:r>
-          </w:p>
-        </w:tc>
-        <w:tc>
-          <w:tcPr>
-            <w:tcW w:type="dxa" w:w="864"/>
+            <w:tcW w:type="dxa" w:w="1296"/>
           </w:tcPr>
           <w:p>
             <w:pPr>
@@ -2141,7 +3819,7 @@
         </w:tc>
         <w:tc>
           <w:tcPr>
-            <w:tcW w:type="dxa" w:w="1728"/>
+            <w:tcW w:type="dxa" w:w="1008"/>
           </w:tcPr>
           <w:p>
             <w:pPr>
@@ -2154,7 +3832,7 @@
                 <w:i w:val="0"/>
                 <w:sz w:val="15"/>
               </w:rPr>
-              <w:t>RE-ANCHORED</w:t>
+              <w:t>4</w:t>
             </w:r>
           </w:p>
         </w:tc>
@@ -2162,7 +3840,7 @@
       <w:tr>
         <w:tc>
           <w:tcPr>
-            <w:tcW w:type="dxa" w:w="3312"/>
+            <w:tcW w:type="dxa" w:w="3456"/>
           </w:tcPr>
           <w:p>
             <w:pPr>
@@ -2175,13 +3853,13 @@
                 <w:i w:val="0"/>
                 <w:sz w:val="15"/>
               </w:rPr>
-              <w:t>NEW_V4_FS_05_THREE_THINGS</w:t>
+              <w:t>NEW_V4_FS_06_MOVED_OR_REMOVED</w:t>
             </w:r>
           </w:p>
         </w:tc>
         <w:tc>
           <w:tcPr>
-            <w:tcW w:type="dxa" w:w="3024"/>
+            <w:tcW w:type="dxa" w:w="3456"/>
           </w:tcPr>
           <w:p>
             <w:pPr>
@@ -2194,13 +3872,13 @@
                 <w:i w:val="0"/>
                 <w:sz w:val="15"/>
               </w:rPr>
-              <w:t>6 THREE THINGS TO WATCH</w:t>
+              <w:t>7 A SIMPLE EXAMPLE, para 2</w:t>
             </w:r>
           </w:p>
         </w:tc>
         <w:tc>
           <w:tcPr>
-            <w:tcW w:type="dxa" w:w="720"/>
+            <w:tcW w:type="dxa" w:w="1296"/>
           </w:tcPr>
           <w:p>
             <w:pPr>
@@ -2219,7 +3897,7 @@
         </w:tc>
         <w:tc>
           <w:tcPr>
-            <w:tcW w:type="dxa" w:w="864"/>
+            <w:tcW w:type="dxa" w:w="1008"/>
           </w:tcPr>
           <w:p>
             <w:pPr>
@@ -2232,13 +3910,15 @@
                 <w:i w:val="0"/>
                 <w:sz w:val="15"/>
               </w:rPr>
-              <w:t>4</w:t>
+              <w:t>1</w:t>
             </w:r>
           </w:p>
         </w:tc>
+      </w:tr>
+      <w:tr>
         <w:tc>
           <w:tcPr>
-            <w:tcW w:type="dxa" w:w="1728"/>
+            <w:tcW w:type="dxa" w:w="3456"/>
           </w:tcPr>
           <w:p>
             <w:pPr>
@@ -2251,15 +3931,13 @@
                 <w:i w:val="0"/>
                 <w:sz w:val="15"/>
               </w:rPr>
-              <w:t>RE-ANCHORED</w:t>
+              <w:t>NEW_V4_FS_07_WHAT_DID_IT_TEACH</w:t>
             </w:r>
           </w:p>
         </w:tc>
-      </w:tr>
-      <w:tr>
         <w:tc>
           <w:tcPr>
-            <w:tcW w:type="dxa" w:w="3312"/>
+            <w:tcW w:type="dxa" w:w="3456"/>
           </w:tcPr>
           <w:p>
             <w:pPr>
@@ -2272,51 +3950,13 @@
                 <w:i w:val="0"/>
                 <w:sz w:val="15"/>
               </w:rPr>
-              <w:t>NEW_V4_FS_06_MOVED_OR_REMOVED</w:t>
+              <w:t>8 IF YOU MANAGE PEOPLE, para 1</w:t>
             </w:r>
           </w:p>
         </w:tc>
         <w:tc>
           <w:tcPr>
-            <w:tcW w:type="dxa" w:w="3024"/>
-          </w:tcPr>
-          <w:p>
-            <w:pPr>
-              <w:spacing w:before="60" w:after="60" w:line="264" w:lineRule="auto"/>
-            </w:pPr>
-            <w:r/>
-            <w:r>
-              <w:rPr>
-                <w:b w:val="0"/>
-                <w:i w:val="0"/>
-                <w:sz w:val="15"/>
-              </w:rPr>
-              <w:t>7 A SIMPLE EXAMPLE</w:t>
-            </w:r>
-          </w:p>
-        </w:tc>
-        <w:tc>
-          <w:tcPr>
-            <w:tcW w:type="dxa" w:w="720"/>
-          </w:tcPr>
-          <w:p>
-            <w:pPr>
-              <w:spacing w:before="60" w:after="60" w:line="264" w:lineRule="auto"/>
-            </w:pPr>
-            <w:r/>
-            <w:r>
-              <w:rPr>
-                <w:b w:val="0"/>
-                <w:i w:val="0"/>
-                <w:sz w:val="15"/>
-              </w:rPr>
-              <w:t>3</w:t>
-            </w:r>
-          </w:p>
-        </w:tc>
-        <w:tc>
-          <w:tcPr>
-            <w:tcW w:type="dxa" w:w="864"/>
+            <w:tcW w:type="dxa" w:w="1296"/>
           </w:tcPr>
           <w:p>
             <w:pPr>
@@ -2335,7 +3975,7 @@
         </w:tc>
         <w:tc>
           <w:tcPr>
-            <w:tcW w:type="dxa" w:w="1728"/>
+            <w:tcW w:type="dxa" w:w="1008"/>
           </w:tcPr>
           <w:p>
             <w:pPr>
@@ -2348,7 +3988,7 @@
                 <w:i w:val="0"/>
                 <w:sz w:val="15"/>
               </w:rPr>
-              <w:t>RE-ANCHORED</w:t>
+              <w:t>1</w:t>
             </w:r>
           </w:p>
         </w:tc>
@@ -2356,7 +3996,7 @@
       <w:tr>
         <w:tc>
           <w:tcPr>
-            <w:tcW w:type="dxa" w:w="3312"/>
+            <w:tcW w:type="dxa" w:w="3456"/>
           </w:tcPr>
           <w:p>
             <w:pPr>
@@ -2369,13 +4009,13 @@
                 <w:i w:val="0"/>
                 <w:sz w:val="15"/>
               </w:rPr>
-              <w:t>NEW_V4_FS_07_WHAT_DID_IT_TEACH</w:t>
+              <w:t>NEW_V4_FS_08_STILL_PRACTICING</w:t>
             </w:r>
           </w:p>
         </w:tc>
         <w:tc>
           <w:tcPr>
-            <w:tcW w:type="dxa" w:w="3024"/>
+            <w:tcW w:type="dxa" w:w="3456"/>
           </w:tcPr>
           <w:p>
             <w:pPr>
@@ -2388,13 +4028,13 @@
                 <w:i w:val="0"/>
                 <w:sz w:val="15"/>
               </w:rPr>
-              <w:t>8 IF YOU MANAGE PEOPLE</w:t>
+              <w:t>9 IF YOU USE AI IN YOUR OWN WORK, para 1</w:t>
             </w:r>
           </w:p>
         </w:tc>
         <w:tc>
           <w:tcPr>
-            <w:tcW w:type="dxa" w:w="720"/>
+            <w:tcW w:type="dxa" w:w="1296"/>
           </w:tcPr>
           <w:p>
             <w:pPr>
@@ -2413,7 +4053,66 @@
         </w:tc>
         <w:tc>
           <w:tcPr>
-            <w:tcW w:type="dxa" w:w="864"/>
+            <w:tcW w:type="dxa" w:w="1008"/>
+          </w:tcPr>
+          <w:p>
+            <w:pPr>
+              <w:spacing w:before="60" w:after="60" w:line="264" w:lineRule="auto"/>
+            </w:pPr>
+            <w:r/>
+            <w:r>
+              <w:rPr>
+                <w:b w:val="0"/>
+                <w:i w:val="0"/>
+                <w:sz w:val="15"/>
+              </w:rPr>
+              <w:t>1</w:t>
+            </w:r>
+          </w:p>
+        </w:tc>
+      </w:tr>
+      <w:tr>
+        <w:tc>
+          <w:tcPr>
+            <w:tcW w:type="dxa" w:w="3456"/>
+          </w:tcPr>
+          <w:p>
+            <w:pPr>
+              <w:spacing w:before="60" w:after="60" w:line="264" w:lineRule="auto"/>
+            </w:pPr>
+            <w:r/>
+            <w:r>
+              <w:rPr>
+                <w:b w:val="0"/>
+                <w:i w:val="0"/>
+                <w:sz w:val="15"/>
+              </w:rPr>
+              <w:t>NEW_V4_FS_09_NOT_ONE_OUTCOME</w:t>
+            </w:r>
+          </w:p>
+        </w:tc>
+        <w:tc>
+          <w:tcPr>
+            <w:tcW w:type="dxa" w:w="3456"/>
+          </w:tcPr>
+          <w:p>
+            <w:pPr>
+              <w:spacing w:before="60" w:after="60" w:line="264" w:lineRule="auto"/>
+            </w:pPr>
+            <w:r/>
+            <w:r>
+              <w:rPr>
+                <w:b w:val="0"/>
+                <w:i w:val="0"/>
+                <w:sz w:val="15"/>
+              </w:rPr>
+              <w:t>10 WHAT THIS CANNOT TELL US, para 1</w:t>
+            </w:r>
+          </w:p>
+        </w:tc>
+        <w:tc>
+          <w:tcPr>
+            <w:tcW w:type="dxa" w:w="1296"/>
           </w:tcPr>
           <w:p>
             <w:pPr>
@@ -2432,7 +4131,7 @@
         </w:tc>
         <w:tc>
           <w:tcPr>
-            <w:tcW w:type="dxa" w:w="1728"/>
+            <w:tcW w:type="dxa" w:w="1008"/>
           </w:tcPr>
           <w:p>
             <w:pPr>
@@ -2445,7 +4144,7 @@
                 <w:i w:val="0"/>
                 <w:sz w:val="15"/>
               </w:rPr>
-              <w:t>RE-ANCHORED</w:t>
+              <w:t>1</w:t>
             </w:r>
           </w:p>
         </w:tc>
@@ -2453,7 +4152,7 @@
       <w:tr>
         <w:tc>
           <w:tcPr>
-            <w:tcW w:type="dxa" w:w="3312"/>
+            <w:tcW w:type="dxa" w:w="3456"/>
           </w:tcPr>
           <w:p>
             <w:pPr>
@@ -2466,13 +4165,13 @@
                 <w:i w:val="0"/>
                 <w:sz w:val="15"/>
               </w:rPr>
-              <w:t>NEW_V4_FS_08_STILL_PRACTICING</w:t>
+              <w:t>NEW_V4_FS_10_THREE_COLUMNS</w:t>
             </w:r>
           </w:p>
         </w:tc>
         <w:tc>
           <w:tcPr>
-            <w:tcW w:type="dxa" w:w="3024"/>
+            <w:tcW w:type="dxa" w:w="3456"/>
           </w:tcPr>
           <w:p>
             <w:pPr>
@@ -2485,13 +4184,13 @@
                 <w:i w:val="0"/>
                 <w:sz w:val="15"/>
               </w:rPr>
-              <w:t>9 IF YOU USE AI IN YOUR OWN WORK</w:t>
+              <w:t>12 TRY THIS ON ONE TASK, para 1</w:t>
             </w:r>
           </w:p>
         </w:tc>
         <w:tc>
           <w:tcPr>
-            <w:tcW w:type="dxa" w:w="720"/>
+            <w:tcW w:type="dxa" w:w="1296"/>
           </w:tcPr>
           <w:p>
             <w:pPr>
@@ -2510,7 +4209,66 @@
         </w:tc>
         <w:tc>
           <w:tcPr>
-            <w:tcW w:type="dxa" w:w="864"/>
+            <w:tcW w:type="dxa" w:w="1008"/>
+          </w:tcPr>
+          <w:p>
+            <w:pPr>
+              <w:spacing w:before="60" w:after="60" w:line="264" w:lineRule="auto"/>
+            </w:pPr>
+            <w:r/>
+            <w:r>
+              <w:rPr>
+                <w:b w:val="0"/>
+                <w:i w:val="0"/>
+                <w:sz w:val="15"/>
+              </w:rPr>
+              <w:t>1</w:t>
+            </w:r>
+          </w:p>
+        </w:tc>
+      </w:tr>
+      <w:tr>
+        <w:tc>
+          <w:tcPr>
+            <w:tcW w:type="dxa" w:w="3456"/>
+          </w:tcPr>
+          <w:p>
+            <w:pPr>
+              <w:spacing w:before="60" w:after="60" w:line="264" w:lineRule="auto"/>
+            </w:pPr>
+            <w:r/>
+            <w:r>
+              <w:rPr>
+                <w:b w:val="0"/>
+                <w:i w:val="0"/>
+                <w:sz w:val="15"/>
+              </w:rPr>
+              <w:t>NEW_V4_FS_11_TASK_IS_NOT_THE_JOB</w:t>
+            </w:r>
+          </w:p>
+        </w:tc>
+        <w:tc>
+          <w:tcPr>
+            <w:tcW w:type="dxa" w:w="3456"/>
+          </w:tcPr>
+          <w:p>
+            <w:pPr>
+              <w:spacing w:before="60" w:after="60" w:line="264" w:lineRule="auto"/>
+            </w:pPr>
+            <w:r/>
+            <w:r>
+              <w:rPr>
+                <w:b w:val="0"/>
+                <w:i w:val="0"/>
+                <w:sz w:val="15"/>
+              </w:rPr>
+              <w:t>15 CLOSE, para 1</w:t>
+            </w:r>
+          </w:p>
+        </w:tc>
+        <w:tc>
+          <w:tcPr>
+            <w:tcW w:type="dxa" w:w="1296"/>
           </w:tcPr>
           <w:p>
             <w:pPr>
@@ -2529,7 +4287,7 @@
         </w:tc>
         <w:tc>
           <w:tcPr>
-            <w:tcW w:type="dxa" w:w="1728"/>
+            <w:tcW w:type="dxa" w:w="1008"/>
           </w:tcPr>
           <w:p>
             <w:pPr>
@@ -2542,7 +4300,7 @@
                 <w:i w:val="0"/>
                 <w:sz w:val="15"/>
               </w:rPr>
-              <w:t>RE-ANCHORED</w:t>
+              <w:t>1</w:t>
             </w:r>
           </w:p>
         </w:tc>
@@ -2550,7 +4308,7 @@
       <w:tr>
         <w:tc>
           <w:tcPr>
-            <w:tcW w:type="dxa" w:w="3312"/>
+            <w:tcW w:type="dxa" w:w="3456"/>
           </w:tcPr>
           <w:p>
             <w:pPr>
@@ -2563,13 +4321,13 @@
                 <w:i w:val="0"/>
                 <w:sz w:val="15"/>
               </w:rPr>
-              <w:t>NEW_V4_FS_09_NOT_ONE_OUTCOME</w:t>
+              <w:t>NEW_V4_WATCH_NEXT</w:t>
             </w:r>
           </w:p>
         </w:tc>
         <w:tc>
           <w:tcPr>
-            <w:tcW w:type="dxa" w:w="3024"/>
+            <w:tcW w:type="dxa" w:w="3456"/>
           </w:tcPr>
           <w:p>
             <w:pPr>
@@ -2582,13 +4340,13 @@
                 <w:i w:val="0"/>
                 <w:sz w:val="15"/>
               </w:rPr>
-              <w:t>10 WHAT THIS CANNOT TELL US</w:t>
+              <w:t>17 WATCH NEXT, para 1</w:t>
             </w:r>
           </w:p>
         </w:tc>
         <w:tc>
           <w:tcPr>
-            <w:tcW w:type="dxa" w:w="720"/>
+            <w:tcW w:type="dxa" w:w="1296"/>
           </w:tcPr>
           <w:p>
             <w:pPr>
@@ -2607,7 +4365,7 @@
         </w:tc>
         <w:tc>
           <w:tcPr>
-            <w:tcW w:type="dxa" w:w="864"/>
+            <w:tcW w:type="dxa" w:w="1008"/>
           </w:tcPr>
           <w:p>
             <w:pPr>
@@ -2621,316 +4379,6 @@
                 <w:sz w:val="15"/>
               </w:rPr>
               <w:t>1</w:t>
-            </w:r>
-          </w:p>
-        </w:tc>
-        <w:tc>
-          <w:tcPr>
-            <w:tcW w:type="dxa" w:w="1728"/>
-          </w:tcPr>
-          <w:p>
-            <w:pPr>
-              <w:spacing w:before="60" w:after="60" w:line="264" w:lineRule="auto"/>
-            </w:pPr>
-            <w:r/>
-            <w:r>
-              <w:rPr>
-                <w:b w:val="0"/>
-                <w:i w:val="0"/>
-                <w:sz w:val="15"/>
-              </w:rPr>
-              <w:t>RE-ANCHORED</w:t>
-            </w:r>
-          </w:p>
-        </w:tc>
-      </w:tr>
-      <w:tr>
-        <w:tc>
-          <w:tcPr>
-            <w:tcW w:type="dxa" w:w="3312"/>
-          </w:tcPr>
-          <w:p>
-            <w:pPr>
-              <w:spacing w:before="60" w:after="60" w:line="264" w:lineRule="auto"/>
-            </w:pPr>
-            <w:r/>
-            <w:r>
-              <w:rPr>
-                <w:b w:val="0"/>
-                <w:i w:val="0"/>
-                <w:sz w:val="15"/>
-              </w:rPr>
-              <w:t>NEW_V4_FS_10_THREE_COLUMNS</w:t>
-            </w:r>
-          </w:p>
-        </w:tc>
-        <w:tc>
-          <w:tcPr>
-            <w:tcW w:type="dxa" w:w="3024"/>
-          </w:tcPr>
-          <w:p>
-            <w:pPr>
-              <w:spacing w:before="60" w:after="60" w:line="264" w:lineRule="auto"/>
-            </w:pPr>
-            <w:r/>
-            <w:r>
-              <w:rPr>
-                <w:b w:val="0"/>
-                <w:i w:val="0"/>
-                <w:sz w:val="15"/>
-              </w:rPr>
-              <w:t>12 TRY THIS ON ONE TASK</w:t>
-            </w:r>
-          </w:p>
-        </w:tc>
-        <w:tc>
-          <w:tcPr>
-            <w:tcW w:type="dxa" w:w="720"/>
-          </w:tcPr>
-          <w:p>
-            <w:pPr>
-              <w:spacing w:before="60" w:after="60" w:line="264" w:lineRule="auto"/>
-            </w:pPr>
-            <w:r/>
-            <w:r>
-              <w:rPr>
-                <w:b w:val="0"/>
-                <w:i w:val="0"/>
-                <w:sz w:val="15"/>
-              </w:rPr>
-              <w:t>1</w:t>
-            </w:r>
-          </w:p>
-        </w:tc>
-        <w:tc>
-          <w:tcPr>
-            <w:tcW w:type="dxa" w:w="864"/>
-          </w:tcPr>
-          <w:p>
-            <w:pPr>
-              <w:spacing w:before="60" w:after="60" w:line="264" w:lineRule="auto"/>
-            </w:pPr>
-            <w:r/>
-            <w:r>
-              <w:rPr>
-                <w:b w:val="0"/>
-                <w:i w:val="0"/>
-                <w:sz w:val="15"/>
-              </w:rPr>
-              <w:t>1</w:t>
-            </w:r>
-          </w:p>
-        </w:tc>
-        <w:tc>
-          <w:tcPr>
-            <w:tcW w:type="dxa" w:w="1728"/>
-          </w:tcPr>
-          <w:p>
-            <w:pPr>
-              <w:spacing w:before="60" w:after="60" w:line="264" w:lineRule="auto"/>
-            </w:pPr>
-            <w:r/>
-            <w:r>
-              <w:rPr>
-                <w:b w:val="0"/>
-                <w:i w:val="0"/>
-                <w:sz w:val="15"/>
-              </w:rPr>
-              <w:t>RE-ANCHORED</w:t>
-            </w:r>
-          </w:p>
-        </w:tc>
-      </w:tr>
-      <w:tr>
-        <w:tc>
-          <w:tcPr>
-            <w:tcW w:type="dxa" w:w="3312"/>
-          </w:tcPr>
-          <w:p>
-            <w:pPr>
-              <w:spacing w:before="60" w:after="60" w:line="264" w:lineRule="auto"/>
-            </w:pPr>
-            <w:r/>
-            <w:r>
-              <w:rPr>
-                <w:b w:val="0"/>
-                <w:i w:val="0"/>
-                <w:sz w:val="15"/>
-              </w:rPr>
-              <w:t>NEW_V4_FS_11_TASK_IS_NOT_THE_JOB</w:t>
-            </w:r>
-          </w:p>
-        </w:tc>
-        <w:tc>
-          <w:tcPr>
-            <w:tcW w:type="dxa" w:w="3024"/>
-          </w:tcPr>
-          <w:p>
-            <w:pPr>
-              <w:spacing w:before="60" w:after="60" w:line="264" w:lineRule="auto"/>
-            </w:pPr>
-            <w:r/>
-            <w:r>
-              <w:rPr>
-                <w:b w:val="0"/>
-                <w:i w:val="0"/>
-                <w:sz w:val="15"/>
-              </w:rPr>
-              <w:t>15 CLOSE</w:t>
-            </w:r>
-          </w:p>
-        </w:tc>
-        <w:tc>
-          <w:tcPr>
-            <w:tcW w:type="dxa" w:w="720"/>
-          </w:tcPr>
-          <w:p>
-            <w:pPr>
-              <w:spacing w:before="60" w:after="60" w:line="264" w:lineRule="auto"/>
-            </w:pPr>
-            <w:r/>
-            <w:r>
-              <w:rPr>
-                <w:b w:val="0"/>
-                <w:i w:val="0"/>
-                <w:sz w:val="15"/>
-              </w:rPr>
-              <w:t>1</w:t>
-            </w:r>
-          </w:p>
-        </w:tc>
-        <w:tc>
-          <w:tcPr>
-            <w:tcW w:type="dxa" w:w="864"/>
-          </w:tcPr>
-          <w:p>
-            <w:pPr>
-              <w:spacing w:before="60" w:after="60" w:line="264" w:lineRule="auto"/>
-            </w:pPr>
-            <w:r/>
-            <w:r>
-              <w:rPr>
-                <w:b w:val="0"/>
-                <w:i w:val="0"/>
-                <w:sz w:val="15"/>
-              </w:rPr>
-              <w:t>1</w:t>
-            </w:r>
-          </w:p>
-        </w:tc>
-        <w:tc>
-          <w:tcPr>
-            <w:tcW w:type="dxa" w:w="1728"/>
-          </w:tcPr>
-          <w:p>
-            <w:pPr>
-              <w:spacing w:before="60" w:after="60" w:line="264" w:lineRule="auto"/>
-            </w:pPr>
-            <w:r/>
-            <w:r>
-              <w:rPr>
-                <w:b w:val="0"/>
-                <w:i w:val="0"/>
-                <w:sz w:val="15"/>
-              </w:rPr>
-              <w:t>RE-ANCHORED</w:t>
-            </w:r>
-          </w:p>
-        </w:tc>
-      </w:tr>
-      <w:tr>
-        <w:tc>
-          <w:tcPr>
-            <w:tcW w:type="dxa" w:w="3312"/>
-          </w:tcPr>
-          <w:p>
-            <w:pPr>
-              <w:spacing w:before="60" w:after="60" w:line="264" w:lineRule="auto"/>
-            </w:pPr>
-            <w:r/>
-            <w:r>
-              <w:rPr>
-                <w:b w:val="0"/>
-                <w:i w:val="0"/>
-                <w:sz w:val="15"/>
-              </w:rPr>
-              <w:t>NEW_V4_WATCH_NEXT</w:t>
-            </w:r>
-          </w:p>
-        </w:tc>
-        <w:tc>
-          <w:tcPr>
-            <w:tcW w:type="dxa" w:w="3024"/>
-          </w:tcPr>
-          <w:p>
-            <w:pPr>
-              <w:spacing w:before="60" w:after="60" w:line="264" w:lineRule="auto"/>
-            </w:pPr>
-            <w:r/>
-            <w:r>
-              <w:rPr>
-                <w:b w:val="0"/>
-                <w:i w:val="0"/>
-                <w:sz w:val="15"/>
-              </w:rPr>
-              <w:t>17 WATCH NEXT</w:t>
-            </w:r>
-          </w:p>
-        </w:tc>
-        <w:tc>
-          <w:tcPr>
-            <w:tcW w:type="dxa" w:w="720"/>
-          </w:tcPr>
-          <w:p>
-            <w:pPr>
-              <w:spacing w:before="60" w:after="60" w:line="264" w:lineRule="auto"/>
-            </w:pPr>
-            <w:r/>
-            <w:r>
-              <w:rPr>
-                <w:b w:val="0"/>
-                <w:i w:val="0"/>
-                <w:sz w:val="15"/>
-              </w:rPr>
-              <w:t>1</w:t>
-            </w:r>
-          </w:p>
-        </w:tc>
-        <w:tc>
-          <w:tcPr>
-            <w:tcW w:type="dxa" w:w="864"/>
-          </w:tcPr>
-          <w:p>
-            <w:pPr>
-              <w:spacing w:before="60" w:after="60" w:line="264" w:lineRule="auto"/>
-            </w:pPr>
-            <w:r/>
-            <w:r>
-              <w:rPr>
-                <w:b w:val="0"/>
-                <w:i w:val="0"/>
-                <w:sz w:val="15"/>
-              </w:rPr>
-              <w:t>1</w:t>
-            </w:r>
-          </w:p>
-        </w:tc>
-        <w:tc>
-          <w:tcPr>
-            <w:tcW w:type="dxa" w:w="1728"/>
-          </w:tcPr>
-          <w:p>
-            <w:pPr>
-              <w:spacing w:before="60" w:after="60" w:line="264" w:lineRule="auto"/>
-            </w:pPr>
-            <w:r/>
-            <w:r>
-              <w:rPr>
-                <w:b w:val="0"/>
-                <w:i w:val="0"/>
-                <w:sz w:val="15"/>
-              </w:rPr>
-              <w:t>END CARD</w:t>
             </w:r>
           </w:p>
         </w:tc>

--- a/deliverables/V4-V11_SYNC/PACKAGES/NEW_V04_Synchronized_Production_Package/02_RUN_OF_SHOW/Run_of_Show.docx
+++ b/deliverables/V4-V11_SYNC/PACKAGES/NEW_V04_Synchronized_Production_Package/02_RUN_OF_SHOW/Run_of_Show.docx
@@ -144,7 +144,7 @@
         <w:rPr>
           <w:sz w:val="21"/>
         </w:rPr>
-        <w:t>Saturday, September 19, 2026 | 6:36 AM CT</w:t>
+        <w:t>Saturday, September 19, 2026 | 7:08 AM CT</w:t>
       </w:r>
     </w:p>
     <w:p>
@@ -2157,7 +2157,7 @@
                 <w:i w:val="0"/>
                 <w:sz w:val="14"/>
               </w:rPr>
-              <w:t>V4-C05</w:t>
+              <w:t>V4-C06</w:t>
             </w:r>
           </w:p>
         </w:tc>
@@ -2273,7 +2273,7 @@
                 <w:i w:val="0"/>
                 <w:sz w:val="14"/>
               </w:rPr>
-              <w:t>V4-C06</w:t>
+              <w:t>V4-C07</w:t>
             </w:r>
           </w:p>
         </w:tc>
@@ -2389,7 +2389,7 @@
                 <w:i w:val="0"/>
                 <w:sz w:val="14"/>
               </w:rPr>
-              <w:t>V4-C07</w:t>
+              <w:t>V4-T01</w:t>
             </w:r>
           </w:p>
         </w:tc>
@@ -2446,7 +2446,7 @@
                 <w:i w:val="0"/>
                 <w:sz w:val="14"/>
               </w:rPr>
-              <w:t>1</w:t>
+              <w:t>1 to 3</w:t>
             </w:r>
           </w:p>
         </w:tc>
@@ -3065,6 +3065,122 @@
                 <w:sz w:val="14"/>
               </w:rPr>
               <w:t>1</w:t>
+            </w:r>
+          </w:p>
+        </w:tc>
+      </w:tr>
+      <w:tr>
+        <w:tc>
+          <w:tcPr>
+            <w:tcW w:type="dxa" w:w="1152"/>
+          </w:tcPr>
+          <w:p>
+            <w:pPr>
+              <w:spacing w:before="60" w:after="60" w:line="264" w:lineRule="auto"/>
+            </w:pPr>
+            <w:r/>
+            <w:r>
+              <w:rPr>
+                <w:b w:val="0"/>
+                <w:i w:val="0"/>
+                <w:sz w:val="14"/>
+              </w:rPr>
+              <w:t>V4-P05</w:t>
+            </w:r>
+          </w:p>
+        </w:tc>
+        <w:tc>
+          <w:tcPr>
+            <w:tcW w:type="dxa" w:w="1296"/>
+          </w:tcPr>
+          <w:p>
+            <w:pPr>
+              <w:spacing w:before="60" w:after="60" w:line="264" w:lineRule="auto"/>
+            </w:pPr>
+            <w:r/>
+            <w:r>
+              <w:rPr>
+                <w:b w:val="0"/>
+                <w:i w:val="0"/>
+                <w:sz w:val="14"/>
+              </w:rPr>
+              <w:t>CAMERA</w:t>
+            </w:r>
+          </w:p>
+        </w:tc>
+        <w:tc>
+          <w:tcPr>
+            <w:tcW w:type="dxa" w:w="2448"/>
+          </w:tcPr>
+          <w:p>
+            <w:pPr>
+              <w:spacing w:before="60" w:after="60" w:line="264" w:lineRule="auto"/>
+            </w:pPr>
+            <w:r/>
+            <w:r>
+              <w:rPr>
+                <w:b w:val="0"/>
+                <w:i w:val="0"/>
+                <w:sz w:val="14"/>
+              </w:rPr>
+              <w:t>14 STORY LOOP PAYOFF</w:t>
+            </w:r>
+          </w:p>
+        </w:tc>
+        <w:tc>
+          <w:tcPr>
+            <w:tcW w:type="dxa" w:w="1152"/>
+          </w:tcPr>
+          <w:p>
+            <w:pPr>
+              <w:spacing w:before="60" w:after="60" w:line="264" w:lineRule="auto"/>
+            </w:pPr>
+            <w:r/>
+            <w:r>
+              <w:rPr>
+                <w:b w:val="0"/>
+                <w:i w:val="0"/>
+                <w:sz w:val="14"/>
+              </w:rPr>
+              <w:t>1</w:t>
+            </w:r>
+          </w:p>
+        </w:tc>
+        <w:tc>
+          <w:tcPr>
+            <w:tcW w:type="dxa" w:w="2880"/>
+          </w:tcPr>
+          <w:p>
+            <w:pPr>
+              <w:spacing w:before="60" w:after="60" w:line="264" w:lineRule="auto"/>
+            </w:pPr>
+            <w:r/>
+            <w:r>
+              <w:rPr>
+                <w:b w:val="0"/>
+                <w:i w:val="0"/>
+                <w:sz w:val="14"/>
+              </w:rPr>
+              <w:t>camera</w:t>
+            </w:r>
+          </w:p>
+        </w:tc>
+        <w:tc>
+          <w:tcPr>
+            <w:tcW w:type="dxa" w:w="720"/>
+          </w:tcPr>
+          <w:p>
+            <w:pPr>
+              <w:spacing w:before="60" w:after="60" w:line="264" w:lineRule="auto"/>
+            </w:pPr>
+            <w:r/>
+            <w:r>
+              <w:rPr>
+                <w:b w:val="0"/>
+                <w:i w:val="0"/>
+                <w:sz w:val="14"/>
+              </w:rPr>
+              <w:t>0</w:t>
             </w:r>
           </w:p>
         </w:tc>
